--- a/docs/architecture/docx/architecture_si_meteo.docx
+++ b/docs/architecture/docx/architecture_si_meteo.docx
@@ -158,7 +158,7 @@
         <w:pStyle w:val="FirstParagraph"/>
       </w:pPr>
       <w:r>
-        <w:t xml:space="preserve">Les opérateurs météorologiques nationaux (Météo-France, DWD, NOAA, MetOffice) partagent un constat structurel :</w:t>
+        <w:t xml:space="preserve">Les opérateurs météorologiques nationaux (l’opérateur national, DWD, NOAA, MetOffice) partagent un constat structurel :</w:t>
       </w:r>
     </w:p>
     <w:p>
@@ -699,7 +699,7 @@
               <w:jc w:val="left"/>
             </w:pPr>
             <w:r>
-              <w:t xml:space="preserve">GRIB AROME, BUFR SYNOP, radar L2</w:t>
+              <w:t xml:space="preserve">GRIB modèle régional, BUFR SYNOP, radar L2</w:t>
             </w:r>
           </w:p>
         </w:tc>
@@ -1716,7 +1716,7 @@
         <w:rPr>
           <w:rStyle w:val="VerbatimChar"/>
         </w:rPr>
-        <w:t xml:space="preserve">│  Sources internes (HPC AROME / ARPEGE, RADOME, radar mosaïque, capteurs) │</w:t>
+        <w:t xml:space="preserve">│  Sources internes (HPC modèles régionaux et globaux nationaux, réseau d'observation national, radar mosaïque, capteurs) │</w:t>
       </w:r>
       <w:r>
         <w:br/>
@@ -3042,7 +3042,7 @@
                 <w:b/>
                 <w:bCs/>
               </w:rPr>
-              <w:t xml:space="preserve">France (Kestra Technologies, Lyon)</w:t>
+              <w:t xml:space="preserve">UE (éditeur européen)</w:t>
             </w:r>
           </w:p>
         </w:tc>
@@ -3161,7 +3161,7 @@
         <w:t xml:space="preserve"> </w:t>
       </w:r>
       <w:r>
-        <w:t xml:space="preserve">(Météo-France, DGSCGC, services de l’État) : Kestra mérite d’être retenu, avec un coût documenté de ~2 mois pour recoder en Python les capacités natives Dagster (freshness + auto-materialize). Le différentiel UI et multi-langage compense l’effort.</w:t>
+        <w:t xml:space="preserve">(l’opérateur national, sécurité civile nationale, services de l’État) : Kestra mérite d’être retenu, avec un coût documenté de ~2 mois pour recoder en Python les capacités natives Dagster (freshness + auto-materialize). Le différentiel UI et multi-langage compense l’effort.</w:t>
       </w:r>
     </w:p>
     <w:p>
@@ -3685,7 +3685,7 @@
               <w:jc w:val="left"/>
             </w:pPr>
             <w:r>
-              <w:t xml:space="preserve">Ajout AROME / ARPEGE, OpenMetadata, premiers data contracts en prod, alerting V1, freshness V1, complétude V1</w:t>
+              <w:t xml:space="preserve">Ajout modèles régionaux et globaux nationaux, OpenMetadata, premiers data contracts en prod, alerting V1, freshness V1, complétude V1</w:t>
             </w:r>
           </w:p>
         </w:tc>
@@ -3911,7 +3911,7 @@
           <w:b/>
           <w:bCs/>
         </w:rPr>
-        <w:t xml:space="preserve">Cible : Météo-France seul, consortium européen (EUMETNET / ECMWF), ou produit générique vendable ?</w:t>
+        <w:t xml:space="preserve">Cible : l’opérateur national seul, consortium européen (EUMETNET / ECMWF), ou produit générique vendable ?</w:t>
       </w:r>
       <w:r>
         <w:t xml:space="preserve"> </w:t>
@@ -3987,7 +3987,7 @@
           <w:b/>
           <w:bCs/>
         </w:rPr>
-        <w:t xml:space="preserve">HPC Météo-France : intégration native ou bridge ?</w:t>
+        <w:t xml:space="preserve">HPC interne (d’un opérateur national) : intégration native ou bridge ?</w:t>
       </w:r>
       <w:r>
         <w:t xml:space="preserve"> </w:t>
@@ -4376,7 +4376,7 @@
         <w:t xml:space="preserve"> </w:t>
       </w:r>
       <w:r>
-        <w:t xml:space="preserve">Vigilance Météo-France (interfaçage avec système existant), aviation (FIR, SIGMET automatisés), agro (parcelle, ETP), hydro (bassins) ? Change le modèle de zone et le partenaire d’intégration.</w:t>
+        <w:t xml:space="preserve">Vigilance l’opérateur national (interfaçage avec système existant), aviation (FIR, SIGMET automatisés), agro (parcelle, ETP), hydro (bassins) ? Change le modèle de zone et le partenaire d’intégration.</w:t>
       </w:r>
     </w:p>
     <w:p>
@@ -4398,7 +4398,7 @@
         <w:t xml:space="preserve"> </w:t>
       </w:r>
       <w:r>
-        <w:t xml:space="preserve">Une alerte aviation a une portée réglementaire (OACI). Une alerte vigilance préfecture engage la responsabilité publique. Quelle classe de SLA, quelle traçabilité, quelle redondance imposées ?</w:t>
+        <w:t xml:space="preserve">Une alerte aviation a une portée réglementaire (OACI). Une alerte vigilance autorité locale engage la responsabilité publique. Quelle classe de SLA, quelle traçabilité, quelle redondance imposées ?</w:t>
       </w:r>
     </w:p>
     <w:p>
@@ -4530,7 +4530,7 @@
         <w:t xml:space="preserve"> </w:t>
       </w:r>
       <w:r>
-        <w:t xml:space="preserve">Vigilance Météo-France, alertes EUMETNET MeteoAlarm, alertes Copernicus EFAS : la plateforme les</w:t>
+        <w:t xml:space="preserve">Vigilance l’opérateur national, alertes EUMETNET MeteoAlarm, alertes Copernicus EFAS : la plateforme les</w:t>
       </w:r>
       <w:r>
         <w:t xml:space="preserve"> </w:t>
@@ -4702,7 +4702,7 @@
         <w:t xml:space="preserve"> </w:t>
       </w:r>
       <w:r>
-        <w:t xml:space="preserve">: si AROME est en retard de 30 min, est-ce qu’on accepte que la diffusion soit en retard de 30 min, ou on bascule sur un fallback (GFS dégradé) automatiquement ?</w:t>
+        <w:t xml:space="preserve">: si le modèle régional est en retard de 30 min, est-ce qu’on accepte que la diffusion soit en retard de 30 min, ou on bascule sur un fallback (GFS dégradé) automatiquement ?</w:t>
       </w:r>
     </w:p>
     <w:p>
@@ -5455,7 +5455,7 @@
         <w:t xml:space="preserve"> </w:t>
       </w:r>
       <w:r>
-        <w:t xml:space="preserve">: SI pompiers, préfectures, sécurité civile — la plateforme est-elle source ou consommatrice ? Politique d’API et engagement contractuel.</w:t>
+        <w:t xml:space="preserve">: SI pompiers, autorités locales, sécurité civile — la plateforme est-elle source ou consommatrice ? Politique d’API et engagement contractuel.</w:t>
       </w:r>
     </w:p>
     <w:bookmarkEnd w:id="45"/>
@@ -5656,7 +5656,7 @@
         <w:t xml:space="preserve"> </w:t>
       </w:r>
       <w:r>
-        <w:t xml:space="preserve">sur METAR ; pour les autres flux (API tiers, webhooks préfecture), quel format standard adopter ?</w:t>
+        <w:t xml:space="preserve">sur METAR ; pour les autres flux (API tiers, webhooks autorité locale), quel format standard adopter ?</w:t>
       </w:r>
     </w:p>
     <w:p>
@@ -5710,7 +5710,7 @@
         <w:t xml:space="preserve"> </w:t>
       </w:r>
       <w:r>
-        <w:t xml:space="preserve">: L0/L1/L2/L3 retenu ou modèle existant Météo-France à recoder ? Cohérence avec IGI 1300, OACI, RGPD à valider avec juriste.</w:t>
+        <w:t xml:space="preserve">: L0/L1/L2/L3 retenu ou modèle existant l’opérateur national à recoder ? Cohérence avec IGI 1300, OACI, RGPD à valider avec juriste.</w:t>
       </w:r>
     </w:p>
     <w:p>
@@ -5908,7 +5908,7 @@
         <w:t xml:space="preserve"> </w:t>
       </w:r>
       <w:r>
-        <w:t xml:space="preserve">: résidence France métropole imposée pour L1+ ? Cloud souverain (S3NS, OVH, Outscale) imposé ou cloud public toléré pour L0 ?</w:t>
+        <w:t xml:space="preserve">: résidence périmètre national imposée pour L1+ ? Cloud souverain (S3NS, OVH, Outscale) imposé ou cloud public toléré pour L0 ?</w:t>
       </w:r>
     </w:p>
     <w:bookmarkEnd w:id="47"/>
@@ -7979,7 +7979,7 @@
         <w:rPr>
           <w:rStyle w:val="AttributeTok"/>
         </w:rPr>
-        <w:t xml:space="preserve"> https://api.prefecture31.gouv.fr/alerts</w:t>
+        <w:t xml:space="preserve"> https://api.autorite-locale.gouv.fr/alerts</w:t>
       </w:r>
       <w:r>
         <w:br/>
@@ -9153,7 +9153,7 @@
         <w:t xml:space="preserve">l’absence d’une donnée est elle-même une donnée</w:t>
       </w:r>
       <w:r>
-        <w:t xml:space="preserve">. Une prévision AROME qui ne sort pas à l’heure prévue, c’est un signal critique :</w:t>
+        <w:t xml:space="preserve">. Une prévision modèle régional qui ne sort pas à l’heure prévue, c’est un signal critique :</w:t>
       </w:r>
     </w:p>
     <w:p>
@@ -10210,7 +10210,7 @@
         <w:rPr>
           <w:rStyle w:val="VerbatimChar"/>
         </w:rPr>
-        <w:t xml:space="preserve">product.maps.t_FL60.france@12z      expected: 14:15  actual: 14:35  late=20min  cause=upstream-cascade</w:t>
+        <w:t xml:space="preserve">product.maps.t_FL60.zone@12z      expected: 14:15  actual: 14:35  late=20min  cause=upstream-cascade</w:t>
       </w:r>
       <w:r>
         <w:br/>
@@ -10578,7 +10578,7 @@
         </w:numPr>
       </w:pPr>
       <w:r>
-        <w:t xml:space="preserve">GRIB AROME publié, mais 3 paramètres sur 50 manquent (post-processing échoué).</w:t>
+        <w:t xml:space="preserve">GRIB modèle régional publié, mais 3 paramètres sur 50 manquent (post-processing échoué).</w:t>
       </w:r>
     </w:p>
     <w:p>
@@ -11753,7 +11753,7 @@
         <w:t xml:space="preserve"> </w:t>
       </w:r>
       <w:r>
-        <w:t xml:space="preserve">du primaire AROME.</w:t>
+        <w:t xml:space="preserve">du primaire modèle régional.</w:t>
       </w:r>
     </w:p>
     <w:p>
@@ -12757,7 +12757,7 @@
           <w:i/>
           <w:iCs/>
         </w:rPr>
-        <w:t xml:space="preserve">« le briefing aviation est dégradé parce que la couverture nuageuse à 850hPa est manquante côté AROME »</w:t>
+        <w:t xml:space="preserve">« le briefing aviation est dégradé parce que la couverture nuageuse à 850hPa est manquante côté modèle régional »</w:t>
       </w:r>
       <w:r>
         <w:t xml:space="preserve">.</w:t>
@@ -14848,13 +14848,13 @@
           <w:b/>
           <w:bCs/>
         </w:rPr>
-        <w:t xml:space="preserve">HPC Météo-France</w:t>
-      </w:r>
-      <w:r>
-        <w:t xml:space="preserve"> </w:t>
-      </w:r>
-      <w:r>
-        <w:t xml:space="preserve">: sortie GRIB0 (format obsolète) ou format interne hérité (FA / LFI Aladin / FA AROME).</w:t>
+        <w:t xml:space="preserve">HPC interne</w:t>
+      </w:r>
+      <w:r>
+        <w:t xml:space="preserve"> </w:t>
+      </w:r>
+      <w:r>
+        <w:t xml:space="preserve">(d’un opérateur national) : sortie GRIB0 (format obsolète) ou formats internes hérités (FA, LFI, et autres formats propriétaires de chaînes nationales).</w:t>
       </w:r>
     </w:p>
     <w:p>
@@ -14870,7 +14870,7 @@
           <w:b/>
           <w:bCs/>
         </w:rPr>
-        <w:t xml:space="preserve">RADOME</w:t>
+        <w:t xml:space="preserve">Réseau d’observation national</w:t>
       </w:r>
       <w:r>
         <w:t xml:space="preserve"> </w:t>
@@ -15217,7 +15217,7 @@
         <w:rPr>
           <w:rStyle w:val="VerbatimChar"/>
         </w:rPr>
-        <w:t xml:space="preserve">AROME GRIB0</w:t>
+        <w:t xml:space="preserve">modèle régional GRIB0</w:t>
       </w:r>
       <w:r>
         <w:t xml:space="preserve"> </w:t>
@@ -16406,7 +16406,7 @@
         <w:pStyle w:val="FirstParagraph"/>
       </w:pPr>
       <w:r>
-        <w:t xml:space="preserve">Pour les formats HPC internes (GRIB0, FA Aladin/AROME, formats custom) :</w:t>
+        <w:t xml:space="preserve">Pour les formats HPC internes (GRIB0, FA Aladin/modèle régional propriétaire, formats custom) :</w:t>
       </w:r>
     </w:p>
     <w:p>
@@ -16779,7 +16779,7 @@
               <w:jc w:val="left"/>
             </w:pPr>
             <w:r>
-              <w:t xml:space="preserve">bibliothèques Météo-France ad-hoc, encapsulées en module Python plateforme</w:t>
+              <w:t xml:space="preserve">bibliothèques l’opérateur national ad-hoc, encapsulées en module Python plateforme</w:t>
             </w:r>
           </w:p>
         </w:tc>
@@ -17180,7 +17180,7 @@
               <w:jc w:val="left"/>
             </w:pPr>
             <w:r>
-              <w:t xml:space="preserve">Les feux sont saisis dans le SI pompiers, copiés en CSV vers Météo-France une fois par jour</w:t>
+              <w:t xml:space="preserve">Les feux sont saisis dans le SI pompiers, copiés en CSV vers l’opérateur national une fois par jour</w:t>
             </w:r>
           </w:p>
         </w:tc>
@@ -17461,7 +17461,7 @@
         <w:rPr>
           <w:rStyle w:val="CommentTok"/>
         </w:rPr>
-        <w:t xml:space="preserve">    # France métro</w:t>
+        <w:t xml:space="preserve">    # zone nationale</w:t>
       </w:r>
       <w:r>
         <w:br/>
@@ -17707,7 +17707,7 @@
         <w:rPr>
           <w:rStyle w:val="AttributeTok"/>
         </w:rPr>
-        <w:t xml:space="preserve"> lat/lon dans le polygone France métropolitaine (PostGIS contains)</w:t>
+        <w:t xml:space="preserve"> lat/lon dans le polygone périmètre national (PostGIS contains)</w:t>
       </w:r>
       <w:r>
         <w:br/>
@@ -18882,7 +18882,7 @@
               <w:jc w:val="left"/>
             </w:pPr>
             <w:r>
-              <w:t xml:space="preserve">AROME, ARPEGE GRIB0</w:t>
+              <w:t xml:space="preserve">Sortie HPC modèles régional+global GRIB0</w:t>
             </w:r>
           </w:p>
         </w:tc>
@@ -19597,7 +19597,7 @@
         <w:t xml:space="preserve"> </w:t>
       </w:r>
       <w:r>
-        <w:t xml:space="preserve">légale (aviation OACI, vigilance préfecture).</w:t>
+        <w:t xml:space="preserve">légale (aviation OACI, vigilance autorité locale).</w:t>
       </w:r>
     </w:p>
     <w:p>
@@ -20561,7 +20561,7 @@
         <w:t xml:space="preserve"> </w:t>
       </w:r>
       <w:r>
-        <w:t xml:space="preserve">si la criticité l’exige (METAR aviation, vigilance préfecture) : un superviseur signe, statut →</w:t>
+        <w:t xml:space="preserve">si la criticité l’exige (METAR aviation, vigilance autorité locale) : un superviseur signe, statut →</w:t>
       </w:r>
       <w:r>
         <w:t xml:space="preserve"> </w:t>
@@ -20817,7 +20817,7 @@
         <w:rPr>
           <w:rStyle w:val="VerbatimChar"/>
         </w:rPr>
-        <w:t xml:space="preserve">secondary.france.t.gridded@13:00     → rebuilt   │</w:t>
+        <w:t xml:space="preserve">secondary.zone.t.gridded@13:00     → rebuilt   │</w:t>
       </w:r>
       <w:r>
         <w:br/>
@@ -20826,7 +20826,7 @@
         <w:rPr>
           <w:rStyle w:val="VerbatimChar"/>
         </w:rPr>
-        <w:t xml:space="preserve">product.maps.t.france@13:00          → rebuilt   │</w:t>
+        <w:t xml:space="preserve">product.maps.t.zone@13:00          → rebuilt   │</w:t>
       </w:r>
       <w:r>
         <w:br/>
@@ -20990,7 +20990,7 @@
               <w:jc w:val="left"/>
             </w:pPr>
             <w:r>
-              <w:t xml:space="preserve">Vigilance préfecture</w:t>
+              <w:t xml:space="preserve">Vigilance autorité locale</w:t>
             </w:r>
           </w:p>
         </w:tc>
@@ -22362,7 +22362,7 @@
               <w:jc w:val="left"/>
             </w:pPr>
             <w:r>
-              <w:t xml:space="preserve">Diffusion publique des corrections (METAR-COR, webhook préfectures), conformité OACI</w:t>
+              <w:t xml:space="preserve">Diffusion publique des corrections (METAR-COR, webhook autorités locales), conformité OACI</w:t>
             </w:r>
           </w:p>
         </w:tc>
@@ -24134,7 +24134,7 @@
         <w:rPr>
           <w:rStyle w:val="AttributeTok"/>
         </w:rPr>
-        <w:t xml:space="preserve"> france_metro</w:t>
+        <w:t xml:space="preserve"> national_territory</w:t>
       </w:r>
       <w:r>
         <w:br/>
@@ -25979,7 +25979,7 @@
               <w:jc w:val="left"/>
             </w:pPr>
             <w:r>
-              <w:t xml:space="preserve">Plateforme jumelle L3 si Météo-France valide ce périmètre, conformité IGI 1300 documentée, re-validation annuelle automatisée</w:t>
+              <w:t xml:space="preserve">Plateforme jumelle L3 si l’opérateur national valide ce périmètre, conformité IGI 1300 documentée, re-validation annuelle automatisée</w:t>
             </w:r>
           </w:p>
         </w:tc>
@@ -26183,7 +26183,7 @@
               <w:jc w:val="left"/>
             </w:pPr>
             <w:r>
-              <w:t xml:space="preserve">Vigilance, préfectures, aviation</w:t>
+              <w:t xml:space="preserve">Vigilance, autorités locales, aviation</w:t>
             </w:r>
           </w:p>
         </w:tc>

--- a/docs/architecture/docx/architecture_si_meteo.docx
+++ b/docs/architecture/docx/architecture_si_meteo.docx
@@ -1747,13 +1747,91 @@
       </w:r>
     </w:p>
     <w:bookmarkEnd w:id="25"/>
-    <w:bookmarkStart w:id="28" w:name="Xc6f7d70a3b781bf7deb143383374823288408cb"/>
+    <w:bookmarkStart w:id="30" w:name="Xc6f7d70a3b781bf7deb143383374823288408cb"/>
     <w:p>
       <w:pPr>
         <w:pStyle w:val="Heading1"/>
       </w:pPr>
       <w:r>
         <w:t xml:space="preserve">4. Stack technique de référence (open source uniquement)</w:t>
+      </w:r>
+    </w:p>
+    <w:bookmarkStart w:id="26" w:name="taxonomie-nephos"/>
+    <w:p>
+      <w:pPr>
+        <w:pStyle w:val="Heading2"/>
+      </w:pPr>
+      <w:r>
+        <w:t xml:space="preserve">4.0 — Taxonomie Nephos</w:t>
+      </w:r>
+    </w:p>
+    <w:p>
+      <w:pPr>
+        <w:pStyle w:val="FirstParagraph"/>
+      </w:pPr>
+      <w:r>
+        <w:t xml:space="preserve">Nephos est le</w:t>
+      </w:r>
+      <w:r>
+        <w:t xml:space="preserve"> </w:t>
+      </w:r>
+      <w:r>
+        <w:rPr>
+          <w:b/>
+          <w:bCs/>
+        </w:rPr>
+        <w:t xml:space="preserve">nom du programme</w:t>
+      </w:r>
+      <w:r>
+        <w:t xml:space="preserve">. Ses</w:t>
+      </w:r>
+      <w:r>
+        <w:t xml:space="preserve"> </w:t>
+      </w:r>
+      <w:r>
+        <w:rPr>
+          <w:b/>
+          <w:bCs/>
+        </w:rPr>
+        <w:t xml:space="preserve">briques techniques</w:t>
+      </w:r>
+      <w:r>
+        <w:t xml:space="preserve"> </w:t>
+      </w:r>
+      <w:r>
+        <w:t xml:space="preserve">ont des noms propres qui désignent</w:t>
+      </w:r>
+      <w:r>
+        <w:t xml:space="preserve"> </w:t>
+      </w:r>
+      <w:r>
+        <w:rPr>
+          <w:b/>
+          <w:bCs/>
+        </w:rPr>
+        <w:t xml:space="preserve">l’intégration et la gouvernance</w:t>
+      </w:r>
+      <w:r>
+        <w:t xml:space="preserve"> </w:t>
+      </w:r>
+      <w:r>
+        <w:t xml:space="preserve">d’une couche,</w:t>
+      </w:r>
+      <w:r>
+        <w:t xml:space="preserve"> </w:t>
+      </w:r>
+      <w:r>
+        <w:rPr>
+          <w:b/>
+          <w:bCs/>
+        </w:rPr>
+        <w:t xml:space="preserve">sans réimplémenter</w:t>
+      </w:r>
+      <w:r>
+        <w:t xml:space="preserve"> </w:t>
+      </w:r>
+      <w:r>
+        <w:t xml:space="preserve">les outils OSS sous-jacents qui gardent leurs noms d’origine.</w:t>
       </w:r>
     </w:p>
     <w:tbl>
@@ -1781,6 +1859,18 @@
               <w:jc w:val="left"/>
             </w:pPr>
             <w:r>
+              <w:t xml:space="preserve">Brique Nephos</w:t>
+            </w:r>
+          </w:p>
+        </w:tc>
+        <w:tc>
+          <w:tcPr/>
+          <w:p>
+            <w:pPr>
+              <w:pStyle w:val="Compact"/>
+              <w:jc w:val="left"/>
+            </w:pPr>
+            <w:r>
               <w:t xml:space="preserve">Couche fonctionnelle</w:t>
             </w:r>
           </w:p>
@@ -1793,36 +1883,12 @@
               <w:jc w:val="left"/>
             </w:pPr>
             <w:r>
-              <w:t xml:space="preserve">Composant retenu</w:t>
-            </w:r>
-          </w:p>
-        </w:tc>
-        <w:tc>
-          <w:tcPr/>
-          <w:p>
-            <w:pPr>
-              <w:pStyle w:val="Compact"/>
-              <w:jc w:val="left"/>
-            </w:pPr>
-            <w:r>
-              <w:t xml:space="preserve">Justification</w:t>
+              <w:t xml:space="preserve">Briques OSS sous-jacentes</w:t>
             </w:r>
           </w:p>
         </w:tc>
       </w:tr>
       <w:tr>
-        <w:tc>
-          <w:tcPr/>
-          <w:p>
-            <w:pPr>
-              <w:pStyle w:val="Compact"/>
-              <w:jc w:val="left"/>
-            </w:pPr>
-            <w:r>
-              <w:t xml:space="preserve">Object store</w:t>
-            </w:r>
-          </w:p>
-        </w:tc>
         <w:tc>
           <w:tcPr/>
           <w:p>
@@ -1835,58 +1901,78 @@
                 <w:b/>
                 <w:bCs/>
               </w:rPr>
-              <w:t xml:space="preserve">MinIO</w:t>
-            </w:r>
-            <w:r>
-              <w:t xml:space="preserve"> </w:t>
-            </w:r>
-            <w:r>
-              <w:t xml:space="preserve">(POC) →</w:t>
-            </w:r>
-            <w:r>
-              <w:t xml:space="preserve"> </w:t>
-            </w:r>
+              <w:t xml:space="preserve">Nephos Vocab</w:t>
+            </w:r>
+          </w:p>
+        </w:tc>
+        <w:tc>
+          <w:tcPr/>
+          <w:p>
+            <w:pPr>
+              <w:pStyle w:val="Compact"/>
+              <w:jc w:val="left"/>
+            </w:pPr>
+            <w:r>
+              <w:t xml:space="preserve">Glossaire sémantique (SKOS) + mappings</w:t>
+            </w:r>
+          </w:p>
+        </w:tc>
+        <w:tc>
+          <w:tcPr/>
+          <w:p>
+            <w:pPr>
+              <w:pStyle w:val="Compact"/>
+              <w:jc w:val="left"/>
+            </w:pPr>
+            <w:r>
+              <w:t xml:space="preserve">rdflib + pyshacl + skosify + Postgres</w:t>
+            </w:r>
+          </w:p>
+        </w:tc>
+      </w:tr>
+      <w:tr>
+        <w:tc>
+          <w:tcPr/>
+          <w:p>
+            <w:pPr>
+              <w:pStyle w:val="Compact"/>
+              <w:jc w:val="left"/>
+            </w:pPr>
             <w:r>
               <w:rPr>
                 <w:b/>
                 <w:bCs/>
               </w:rPr>
-              <w:t xml:space="preserve">Ceph / S3</w:t>
-            </w:r>
-            <w:r>
-              <w:t xml:space="preserve"> </w:t>
-            </w:r>
-            <w:r>
-              <w:t xml:space="preserve">(prod)</w:t>
-            </w:r>
-          </w:p>
-        </w:tc>
-        <w:tc>
-          <w:tcPr/>
-          <w:p>
-            <w:pPr>
-              <w:pStyle w:val="Compact"/>
-              <w:jc w:val="left"/>
-            </w:pPr>
-            <w:r>
-              <w:t xml:space="preserve">Standard S3, déployable seul</w:t>
+              <w:t xml:space="preserve">Nephos Catalog</w:t>
+            </w:r>
+          </w:p>
+        </w:tc>
+        <w:tc>
+          <w:tcPr/>
+          <w:p>
+            <w:pPr>
+              <w:pStyle w:val="Compact"/>
+              <w:jc w:val="left"/>
+            </w:pPr>
+            <w:r>
+              <w:t xml:space="preserve">Catalogue technique (schémas, snapshots, partitions)</w:t>
+            </w:r>
+          </w:p>
+        </w:tc>
+        <w:tc>
+          <w:tcPr/>
+          <w:p>
+            <w:pPr>
+              <w:pStyle w:val="Compact"/>
+              <w:jc w:val="left"/>
+            </w:pPr>
+            <w:r>
+              <w:t xml:space="preserve">Apache Iceberg + Lakekeeper</w:t>
             </w:r>
           </w:p>
         </w:tc>
       </w:tr>
       <w:tr>
-        <w:tc>
-          <w:tcPr/>
-          <w:p>
-            <w:pPr>
-              <w:pStyle w:val="Compact"/>
-              <w:jc w:val="left"/>
-            </w:pPr>
-            <w:r>
-              <w:t xml:space="preserve">Format gridded</w:t>
-            </w:r>
-          </w:p>
-        </w:tc>
         <w:tc>
           <w:tcPr/>
           <w:p>
@@ -1899,36 +1985,36 @@
                 <w:b/>
                 <w:bCs/>
               </w:rPr>
-              <w:t xml:space="preserve">Zarr v3</w:t>
-            </w:r>
-          </w:p>
-        </w:tc>
-        <w:tc>
-          <w:tcPr/>
-          <w:p>
-            <w:pPr>
-              <w:pStyle w:val="Compact"/>
-              <w:jc w:val="left"/>
-            </w:pPr>
-            <w:r>
-              <w:t xml:space="preserve">Standard scientifique Pangeo, adopté par ECMWF</w:t>
+              <w:t xml:space="preserve">Nephos Storage</w:t>
+            </w:r>
+          </w:p>
+        </w:tc>
+        <w:tc>
+          <w:tcPr/>
+          <w:p>
+            <w:pPr>
+              <w:pStyle w:val="Compact"/>
+              <w:jc w:val="left"/>
+            </w:pPr>
+            <w:r>
+              <w:t xml:space="preserve">Stockage objet + formats gridded / tabulaire</w:t>
+            </w:r>
+          </w:p>
+        </w:tc>
+        <w:tc>
+          <w:tcPr/>
+          <w:p>
+            <w:pPr>
+              <w:pStyle w:val="Compact"/>
+              <w:jc w:val="left"/>
+            </w:pPr>
+            <w:r>
+              <w:t xml:space="preserve">MinIO / Ceph + Zarr v3 + Parquet</w:t>
             </w:r>
           </w:p>
         </w:tc>
       </w:tr>
       <w:tr>
-        <w:tc>
-          <w:tcPr/>
-          <w:p>
-            <w:pPr>
-              <w:pStyle w:val="Compact"/>
-              <w:jc w:val="left"/>
-            </w:pPr>
-            <w:r>
-              <w:t xml:space="preserve">Format tabulaire</w:t>
-            </w:r>
-          </w:p>
-        </w:tc>
         <w:tc>
           <w:tcPr/>
           <w:p>
@@ -1941,36 +2027,36 @@
                 <w:b/>
                 <w:bCs/>
               </w:rPr>
-              <w:t xml:space="preserve">Parquet</w:t>
-            </w:r>
-          </w:p>
-        </w:tc>
-        <w:tc>
-          <w:tcPr/>
-          <w:p>
-            <w:pPr>
-              <w:pStyle w:val="Compact"/>
-              <w:jc w:val="left"/>
-            </w:pPr>
-            <w:r>
-              <w:t xml:space="preserve">Standard analytique de facto</w:t>
+              <w:t xml:space="preserve">Nephos Workflow</w:t>
+            </w:r>
+          </w:p>
+        </w:tc>
+        <w:tc>
+          <w:tcPr/>
+          <w:p>
+            <w:pPr>
+              <w:pStyle w:val="Compact"/>
+              <w:jc w:val="left"/>
+            </w:pPr>
+            <w:r>
+              <w:t xml:space="preserve">Orchestration (3 modes : heure, ressource, pivot)</w:t>
+            </w:r>
+          </w:p>
+        </w:tc>
+        <w:tc>
+          <w:tcPr/>
+          <w:p>
+            <w:pPr>
+              <w:pStyle w:val="Compact"/>
+              <w:jc w:val="left"/>
+            </w:pPr>
+            <w:r>
+              <w:t xml:space="preserve">Dagster ou Kestra (à arbitrer)</w:t>
             </w:r>
           </w:p>
         </w:tc>
       </w:tr>
       <w:tr>
-        <w:tc>
-          <w:tcPr/>
-          <w:p>
-            <w:pPr>
-              <w:pStyle w:val="Compact"/>
-              <w:jc w:val="left"/>
-            </w:pPr>
-            <w:r>
-              <w:t xml:space="preserve">Catalogue technique</w:t>
-            </w:r>
-          </w:p>
-        </w:tc>
         <w:tc>
           <w:tcPr/>
           <w:p>
@@ -1983,36 +2069,36 @@
                 <w:b/>
                 <w:bCs/>
               </w:rPr>
-              <w:t xml:space="preserve">Apache Iceberg + Lakekeeper</w:t>
-            </w:r>
-          </w:p>
-        </w:tc>
-        <w:tc>
-          <w:tcPr/>
-          <w:p>
-            <w:pPr>
-              <w:pStyle w:val="Compact"/>
-              <w:jc w:val="left"/>
-            </w:pPr>
-            <w:r>
-              <w:t xml:space="preserve">Snapshots, time-travel, schema evolution, REST OSS</w:t>
+              <w:t xml:space="preserve">Nephos Contracts</w:t>
+            </w:r>
+          </w:p>
+        </w:tc>
+        <w:tc>
+          <w:tcPr/>
+          <w:p>
+            <w:pPr>
+              <w:pStyle w:val="Compact"/>
+              <w:jc w:val="left"/>
+            </w:pPr>
+            <w:r>
+              <w:t xml:space="preserve">Data contracts gouvernés (technique + métier + qualité + SLA + accès)</w:t>
+            </w:r>
+          </w:p>
+        </w:tc>
+        <w:tc>
+          <w:tcPr/>
+          <w:p>
+            <w:pPr>
+              <w:pStyle w:val="Compact"/>
+              <w:jc w:val="left"/>
+            </w:pPr>
+            <w:r>
+              <w:t xml:space="preserve">YAML + Git + CI + Pydantic</w:t>
             </w:r>
           </w:p>
         </w:tc>
       </w:tr>
       <w:tr>
-        <w:tc>
-          <w:tcPr/>
-          <w:p>
-            <w:pPr>
-              <w:pStyle w:val="Compact"/>
-              <w:jc w:val="left"/>
-            </w:pPr>
-            <w:r>
-              <w:t xml:space="preserve">Glossaire métier</w:t>
-            </w:r>
-          </w:p>
-        </w:tc>
         <w:tc>
           <w:tcPr/>
           <w:p>
@@ -2025,42 +2111,36 @@
                 <w:b/>
                 <w:bCs/>
               </w:rPr>
-              <w:t xml:space="preserve">Référentiel SKOS</w:t>
-            </w:r>
-            <w:r>
-              <w:t xml:space="preserve"> </w:t>
-            </w:r>
-            <w:r>
-              <w:t xml:space="preserve">(CF + QUDT + WMO + ECMWF)</w:t>
-            </w:r>
-          </w:p>
-        </w:tc>
-        <w:tc>
-          <w:tcPr/>
-          <w:p>
-            <w:pPr>
-              <w:pStyle w:val="Compact"/>
-              <w:jc w:val="left"/>
-            </w:pPr>
-            <w:r>
-              <w:t xml:space="preserve">Standards W3C, mappings inter-encodings</w:t>
+              <w:t xml:space="preserve">Nephos Watch</w:t>
+            </w:r>
+          </w:p>
+        </w:tc>
+        <w:tc>
+          <w:tcPr/>
+          <w:p>
+            <w:pPr>
+              <w:pStyle w:val="Compact"/>
+              <w:jc w:val="left"/>
+            </w:pPr>
+            <w:r>
+              <w:t xml:space="preserve">Alerting métier + fraîcheur SLA + complétude</w:t>
+            </w:r>
+          </w:p>
+        </w:tc>
+        <w:tc>
+          <w:tcPr/>
+          <w:p>
+            <w:pPr>
+              <w:pStyle w:val="Compact"/>
+              <w:jc w:val="left"/>
+            </w:pPr>
+            <w:r>
+              <w:t xml:space="preserve">Sensors orchestrateur + Soda Core + Iceberg events</w:t>
             </w:r>
           </w:p>
         </w:tc>
       </w:tr>
       <w:tr>
-        <w:tc>
-          <w:tcPr/>
-          <w:p>
-            <w:pPr>
-              <w:pStyle w:val="Compact"/>
-              <w:jc w:val="left"/>
-            </w:pPr>
-            <w:r>
-              <w:t xml:space="preserve">Orchestrateur (option principale)</w:t>
-            </w:r>
-          </w:p>
-        </w:tc>
         <w:tc>
           <w:tcPr/>
           <w:p>
@@ -2073,36 +2153,36 @@
                 <w:b/>
                 <w:bCs/>
               </w:rPr>
-              <w:t xml:space="preserve">Dagster</w:t>
-            </w:r>
-          </w:p>
-        </w:tc>
-        <w:tc>
-          <w:tcPr/>
-          <w:p>
-            <w:pPr>
-              <w:pStyle w:val="Compact"/>
-              <w:jc w:val="left"/>
-            </w:pPr>
-            <w:r>
-              <w:t xml:space="preserve">Asset-based, lineage natif, freshness + auto-materialize natifs</w:t>
+              <w:t xml:space="preserve">Nephos Vault</w:t>
+            </w:r>
+          </w:p>
+        </w:tc>
+        <w:tc>
+          <w:tcPr/>
+          <w:p>
+            <w:pPr>
+              <w:pStyle w:val="Compact"/>
+              <w:jc w:val="left"/>
+            </w:pPr>
+            <w:r>
+              <w:t xml:space="preserve">Habilitations + classifications L0-L3 + audit</w:t>
+            </w:r>
+          </w:p>
+        </w:tc>
+        <w:tc>
+          <w:tcPr/>
+          <w:p>
+            <w:pPr>
+              <w:pStyle w:val="Compact"/>
+              <w:jc w:val="left"/>
+            </w:pPr>
+            <w:r>
+              <w:t xml:space="preserve">Keycloak + OPA + Vault KMS</w:t>
             </w:r>
           </w:p>
         </w:tc>
       </w:tr>
       <w:tr>
-        <w:tc>
-          <w:tcPr/>
-          <w:p>
-            <w:pPr>
-              <w:pStyle w:val="Compact"/>
-              <w:jc w:val="left"/>
-            </w:pPr>
-            <w:r>
-              <w:t xml:space="preserve">Orchestrateur (option souveraine)</w:t>
-            </w:r>
-          </w:p>
-        </w:tc>
         <w:tc>
           <w:tcPr/>
           <w:p>
@@ -2115,42 +2195,36 @@
                 <w:b/>
                 <w:bCs/>
               </w:rPr>
-              <w:t xml:space="preserve">Kestra</w:t>
-            </w:r>
-            <w:r>
-              <w:t xml:space="preserve"> </w:t>
-            </w:r>
-            <w:r>
-              <w:t xml:space="preserve">(FR, Lyon)</w:t>
-            </w:r>
-          </w:p>
-        </w:tc>
-        <w:tc>
-          <w:tcPr/>
-          <w:p>
-            <w:pPr>
-              <w:pStyle w:val="Compact"/>
-              <w:jc w:val="left"/>
-            </w:pPr>
-            <w:r>
-              <w:t xml:space="preserve">YAML déclaratif, multi-langage, UI métier ; coût : recoder freshness + auto-materialize</w:t>
+              <w:t xml:space="preserve">Nephos Capture</w:t>
+            </w:r>
+          </w:p>
+        </w:tc>
+        <w:tc>
+          <w:tcPr/>
+          <w:p>
+            <w:pPr>
+              <w:pStyle w:val="Compact"/>
+              <w:jc w:val="left"/>
+            </w:pPr>
+            <w:r>
+              <w:t xml:space="preserve">Saisie opérateur (DataWindow générée du contract)</w:t>
+            </w:r>
+          </w:p>
+        </w:tc>
+        <w:tc>
+          <w:tcPr/>
+          <w:p>
+            <w:pPr>
+              <w:pStyle w:val="Compact"/>
+              <w:jc w:val="left"/>
+            </w:pPr>
+            <w:r>
+              <w:t xml:space="preserve">FastAPI + JSON Schema + Streamlit/NiceGUI</w:t>
             </w:r>
           </w:p>
         </w:tc>
       </w:tr>
       <w:tr>
-        <w:tc>
-          <w:tcPr/>
-          <w:p>
-            <w:pPr>
-              <w:pStyle w:val="Compact"/>
-              <w:jc w:val="left"/>
-            </w:pPr>
-            <w:r>
-              <w:t xml:space="preserve">Transformations SQL</w:t>
-            </w:r>
-          </w:p>
-        </w:tc>
         <w:tc>
           <w:tcPr/>
           <w:p>
@@ -2163,499 +2237,57 @@
                 <w:b/>
                 <w:bCs/>
               </w:rPr>
-              <w:t xml:space="preserve">dbt-core</w:t>
+              <w:t xml:space="preserve">Nephos Trace</w:t>
+            </w:r>
+          </w:p>
+        </w:tc>
+        <w:tc>
+          <w:tcPr/>
+          <w:p>
+            <w:pPr>
+              <w:pStyle w:val="Compact"/>
+              <w:jc w:val="left"/>
+            </w:pPr>
+            <w:r>
+              <w:t xml:space="preserve">Modifications append-only (event sourcing, cascade)</w:t>
+            </w:r>
+          </w:p>
+        </w:tc>
+        <w:tc>
+          <w:tcPr/>
+          <w:p>
+            <w:pPr>
+              <w:pStyle w:val="Compact"/>
+              <w:jc w:val="left"/>
+            </w:pPr>
+            <w:r>
+              <w:t xml:space="preserve">Iceberg append-only + Postgres</w:t>
             </w:r>
             <w:r>
               <w:t xml:space="preserve"> </w:t>
             </w:r>
             <w:r>
-              <w:t xml:space="preserve">sur DuckDB / Trino</w:t>
-            </w:r>
-          </w:p>
-        </w:tc>
-        <w:tc>
-          <w:tcPr/>
-          <w:p>
-            <w:pPr>
-              <w:pStyle w:val="Compact"/>
-              <w:jc w:val="left"/>
-            </w:pPr>
-            <w:r>
-              <w:t xml:space="preserve">Standard analytique</w:t>
-            </w:r>
-          </w:p>
-        </w:tc>
-      </w:tr>
-      <w:tr>
-        <w:tc>
-          <w:tcPr/>
-          <w:p>
-            <w:pPr>
-              <w:pStyle w:val="Compact"/>
-              <w:jc w:val="left"/>
-            </w:pPr>
-            <w:r>
-              <w:t xml:space="preserve">Compute scientifique</w:t>
-            </w:r>
-          </w:p>
-        </w:tc>
-        <w:tc>
-          <w:tcPr/>
-          <w:p>
-            <w:pPr>
-              <w:pStyle w:val="Compact"/>
-              <w:jc w:val="left"/>
-            </w:pPr>
-            <w:r>
               <w:rPr>
-                <w:b/>
-                <w:bCs/>
+                <w:rStyle w:val="VerbatimChar"/>
               </w:rPr>
-              <w:t xml:space="preserve">xarray + Dask + flox</w:t>
-            </w:r>
-          </w:p>
-        </w:tc>
-        <w:tc>
-          <w:tcPr/>
-          <w:p>
-            <w:pPr>
-              <w:pStyle w:val="Compact"/>
-              <w:jc w:val="left"/>
-            </w:pPr>
-            <w:r>
-              <w:t xml:space="preserve">Standard météo</w:t>
-            </w:r>
-          </w:p>
-        </w:tc>
-      </w:tr>
-      <w:tr>
-        <w:tc>
-          <w:tcPr/>
-          <w:p>
-            <w:pPr>
-              <w:pStyle w:val="Compact"/>
-              <w:jc w:val="left"/>
-            </w:pPr>
-            <w:r>
-              <w:t xml:space="preserve">Compute interactif</w:t>
-            </w:r>
-          </w:p>
-        </w:tc>
-        <w:tc>
-          <w:tcPr/>
-          <w:p>
-            <w:pPr>
-              <w:pStyle w:val="Compact"/>
-              <w:jc w:val="left"/>
-            </w:pPr>
-            <w:r>
-              <w:rPr>
-                <w:b/>
-                <w:bCs/>
-              </w:rPr>
-              <w:t xml:space="preserve">DuckDB</w:t>
-            </w:r>
-          </w:p>
-        </w:tc>
-        <w:tc>
-          <w:tcPr/>
-          <w:p>
-            <w:pPr>
-              <w:pStyle w:val="Compact"/>
-              <w:jc w:val="left"/>
-            </w:pPr>
-            <w:r>
-              <w:t xml:space="preserve">Lecture native Iceberg / Parquet / Zarr</w:t>
-            </w:r>
-          </w:p>
-        </w:tc>
-      </w:tr>
-      <w:tr>
-        <w:tc>
-          <w:tcPr/>
-          <w:p>
-            <w:pPr>
-              <w:pStyle w:val="Compact"/>
-              <w:jc w:val="left"/>
-            </w:pPr>
-            <w:r>
-              <w:t xml:space="preserve">Qualité</w:t>
-            </w:r>
-          </w:p>
-        </w:tc>
-        <w:tc>
-          <w:tcPr/>
-          <w:p>
-            <w:pPr>
-              <w:pStyle w:val="Compact"/>
-              <w:jc w:val="left"/>
-            </w:pPr>
-            <w:r>
-              <w:rPr>
-                <w:b/>
-                <w:bCs/>
-              </w:rPr>
-              <w:t xml:space="preserve">Soda Core / Great Expectations</w:t>
-            </w:r>
-          </w:p>
-        </w:tc>
-        <w:tc>
-          <w:tcPr/>
-          <w:p>
-            <w:pPr>
-              <w:pStyle w:val="Compact"/>
-              <w:jc w:val="left"/>
-            </w:pPr>
-            <w:r>
-              <w:t xml:space="preserve">OSS, intégrable CI</w:t>
-            </w:r>
-          </w:p>
-        </w:tc>
-      </w:tr>
-      <w:tr>
-        <w:tc>
-          <w:tcPr/>
-          <w:p>
-            <w:pPr>
-              <w:pStyle w:val="Compact"/>
-              <w:jc w:val="left"/>
-            </w:pPr>
-            <w:r>
-              <w:t xml:space="preserve">Lineage / observability</w:t>
-            </w:r>
-          </w:p>
-        </w:tc>
-        <w:tc>
-          <w:tcPr/>
-          <w:p>
-            <w:pPr>
-              <w:pStyle w:val="Compact"/>
-              <w:jc w:val="left"/>
-            </w:pPr>
-            <w:r>
-              <w:rPr>
-                <w:b/>
-                <w:bCs/>
-              </w:rPr>
-              <w:t xml:space="preserve">OpenMetadata</w:t>
+              <w:t xml:space="preserve">current</w:t>
             </w:r>
             <w:r>
               <w:t xml:space="preserve"> </w:t>
             </w:r>
             <w:r>
-              <w:t xml:space="preserve">ou</w:t>
-            </w:r>
-            <w:r>
-              <w:t xml:space="preserve"> </w:t>
-            </w:r>
-            <w:r>
-              <w:rPr>
-                <w:b/>
-                <w:bCs/>
-              </w:rPr>
-              <w:t xml:space="preserve">DataHub</w:t>
-            </w:r>
-          </w:p>
-        </w:tc>
-        <w:tc>
-          <w:tcPr/>
-          <w:p>
-            <w:pPr>
-              <w:pStyle w:val="Compact"/>
-              <w:jc w:val="left"/>
-            </w:pPr>
-            <w:r>
-              <w:t xml:space="preserve">Ingest catalog Iceberg + glossaire</w:t>
-            </w:r>
-          </w:p>
-        </w:tc>
-      </w:tr>
-      <w:tr>
-        <w:tc>
-          <w:tcPr/>
-          <w:p>
-            <w:pPr>
-              <w:pStyle w:val="Compact"/>
-              <w:jc w:val="left"/>
-            </w:pPr>
-            <w:r>
-              <w:t xml:space="preserve">Cartographie</w:t>
-            </w:r>
-          </w:p>
-        </w:tc>
-        <w:tc>
-          <w:tcPr/>
-          <w:p>
-            <w:pPr>
-              <w:pStyle w:val="Compact"/>
-              <w:jc w:val="left"/>
-            </w:pPr>
-            <w:r>
-              <w:rPr>
-                <w:b/>
-                <w:bCs/>
-              </w:rPr>
-              <w:t xml:space="preserve">Martin</w:t>
-            </w:r>
-            <w:r>
-              <w:t xml:space="preserve"> </w:t>
-            </w:r>
-            <w:r>
-              <w:t xml:space="preserve">(vector tiles) +</w:t>
-            </w:r>
-            <w:r>
-              <w:t xml:space="preserve"> </w:t>
-            </w:r>
-            <w:r>
-              <w:rPr>
-                <w:b/>
-                <w:bCs/>
-              </w:rPr>
-              <w:t xml:space="preserve">MapLibre</w:t>
-            </w:r>
-          </w:p>
-        </w:tc>
-        <w:tc>
-          <w:tcPr/>
-          <w:p>
-            <w:pPr>
-              <w:pStyle w:val="Compact"/>
-              <w:jc w:val="left"/>
-            </w:pPr>
-            <w:r>
-              <w:t xml:space="preserve">OSS, perf cloud-native</w:t>
-            </w:r>
-          </w:p>
-        </w:tc>
-      </w:tr>
-      <w:tr>
-        <w:tc>
-          <w:tcPr/>
-          <w:p>
-            <w:pPr>
-              <w:pStyle w:val="Compact"/>
-              <w:jc w:val="left"/>
-            </w:pPr>
-            <w:r>
-              <w:t xml:space="preserve">Cartes scientifiques</w:t>
-            </w:r>
-          </w:p>
-        </w:tc>
-        <w:tc>
-          <w:tcPr/>
-          <w:p>
-            <w:pPr>
-              <w:pStyle w:val="Compact"/>
-              <w:jc w:val="left"/>
-            </w:pPr>
-            <w:r>
-              <w:rPr>
-                <w:b/>
-                <w:bCs/>
-              </w:rPr>
-              <w:t xml:space="preserve">Cartopy / xarray + datashader</w:t>
-            </w:r>
-          </w:p>
-        </w:tc>
-        <w:tc>
-          <w:tcPr/>
-          <w:p>
-            <w:pPr>
-              <w:pStyle w:val="Compact"/>
-              <w:jc w:val="left"/>
-            </w:pPr>
-            <w:r>
-              <w:t xml:space="preserve">Standard météo</w:t>
-            </w:r>
-          </w:p>
-        </w:tc>
-      </w:tr>
-      <w:tr>
-        <w:tc>
-          <w:tcPr/>
-          <w:p>
-            <w:pPr>
-              <w:pStyle w:val="Compact"/>
-              <w:jc w:val="left"/>
-            </w:pPr>
-            <w:r>
-              <w:t xml:space="preserve">API service</w:t>
-            </w:r>
-          </w:p>
-        </w:tc>
-        <w:tc>
-          <w:tcPr/>
-          <w:p>
-            <w:pPr>
-              <w:pStyle w:val="Compact"/>
-              <w:jc w:val="left"/>
-            </w:pPr>
-            <w:r>
-              <w:rPr>
-                <w:b/>
-                <w:bCs/>
-              </w:rPr>
-              <w:t xml:space="preserve">FastAPI</w:t>
-            </w:r>
-          </w:p>
-        </w:tc>
-        <w:tc>
-          <w:tcPr/>
-          <w:p>
-            <w:pPr>
-              <w:pStyle w:val="Compact"/>
-              <w:jc w:val="left"/>
-            </w:pPr>
-            <w:r>
-              <w:t xml:space="preserve">Standard Python 2026</w:t>
-            </w:r>
-          </w:p>
-        </w:tc>
-      </w:tr>
-      <w:tr>
-        <w:tc>
-          <w:tcPr/>
-          <w:p>
-            <w:pPr>
-              <w:pStyle w:val="Compact"/>
-              <w:jc w:val="left"/>
-            </w:pPr>
-            <w:r>
-              <w:t xml:space="preserve">Démos / saisie</w:t>
-            </w:r>
-          </w:p>
-        </w:tc>
-        <w:tc>
-          <w:tcPr/>
-          <w:p>
-            <w:pPr>
-              <w:pStyle w:val="Compact"/>
-              <w:jc w:val="left"/>
-            </w:pPr>
-            <w:r>
-              <w:rPr>
-                <w:b/>
-                <w:bCs/>
-              </w:rPr>
-              <w:t xml:space="preserve">Streamlit / NiceGUI</w:t>
-            </w:r>
-            <w:r>
-              <w:t xml:space="preserve"> </w:t>
-            </w:r>
-            <w:r>
-              <w:t xml:space="preserve">(POC)</w:t>
-            </w:r>
-          </w:p>
-        </w:tc>
-        <w:tc>
-          <w:tcPr/>
-          <w:p>
-            <w:pPr>
-              <w:pStyle w:val="Compact"/>
-              <w:jc w:val="left"/>
-            </w:pPr>
-            <w:r>
-              <w:t xml:space="preserve">Pas de React custom</w:t>
-            </w:r>
-          </w:p>
-        </w:tc>
-      </w:tr>
-      <w:tr>
-        <w:tc>
-          <w:tcPr/>
-          <w:p>
-            <w:pPr>
-              <w:pStyle w:val="Compact"/>
-              <w:jc w:val="left"/>
-            </w:pPr>
-            <w:r>
-              <w:t xml:space="preserve">Bus d’événement</w:t>
-            </w:r>
-          </w:p>
-        </w:tc>
-        <w:tc>
-          <w:tcPr/>
-          <w:p>
-            <w:pPr>
-              <w:pStyle w:val="Compact"/>
-              <w:jc w:val="left"/>
-            </w:pPr>
-            <w:r>
-              <w:rPr>
-                <w:b/>
-                <w:bCs/>
-              </w:rPr>
-              <w:t xml:space="preserve">Aucun en V1</w:t>
-            </w:r>
-            <w:r>
-              <w:t xml:space="preserve"> </w:t>
-            </w:r>
-            <w:r>
-              <w:t xml:space="preserve">;</w:t>
-            </w:r>
-            <w:r>
-              <w:t xml:space="preserve"> </w:t>
-            </w:r>
-            <w:r>
-              <w:rPr>
-                <w:b/>
-                <w:bCs/>
-              </w:rPr>
-              <w:t xml:space="preserve">NATS</w:t>
-            </w:r>
-            <w:r>
-              <w:t xml:space="preserve"> </w:t>
-            </w:r>
-            <w:r>
-              <w:t xml:space="preserve">ou</w:t>
-            </w:r>
-            <w:r>
-              <w:t xml:space="preserve"> </w:t>
-            </w:r>
-            <w:r>
-              <w:rPr>
-                <w:b/>
-                <w:bCs/>
-              </w:rPr>
-              <w:t xml:space="preserve">Redpanda</w:t>
-            </w:r>
-            <w:r>
-              <w:t xml:space="preserve"> </w:t>
-            </w:r>
-            <w:r>
-              <w:t xml:space="preserve">si volume streaming le justifie en V2</w:t>
-            </w:r>
-          </w:p>
-        </w:tc>
-        <w:tc>
-          <w:tcPr/>
-          <w:p>
-            <w:pPr>
-              <w:pStyle w:val="Compact"/>
-              <w:jc w:val="left"/>
-            </w:pPr>
-            <w:r>
-              <w:t xml:space="preserve">Iceberg snapshots + sensors couvrent 80% du besoin</w:t>
+              <w:t xml:space="preserve">view</w:t>
             </w:r>
           </w:p>
         </w:tc>
       </w:tr>
     </w:tbl>
-    <w:bookmarkStart w:id="26" w:name="X29d0d578336c902644936f737afa3111e42f2fa"/>
-    <w:p>
-      <w:pPr>
-        <w:pStyle w:val="Heading2"/>
-      </w:pPr>
-      <w:r>
-        <w:t xml:space="preserve">4.1 — Le choix d’orchestrateur : Dagster ou Kestra ?</w:t>
-      </w:r>
-    </w:p>
-    <w:p>
-      <w:pPr>
-        <w:pStyle w:val="FirstParagraph"/>
-      </w:pPr>
-      <w:r>
-        <w:t xml:space="preserve">Les deux sont des candidats sérieux et</w:t>
+    <w:p>
+      <w:pPr>
+        <w:pStyle w:val="BodyText"/>
+      </w:pPr>
+      <w:r>
+        <w:t xml:space="preserve">Cette taxonomie permet :</w:t>
       </w:r>
       <w:r>
         <w:t xml:space="preserve"> </w:t>
@@ -2665,10 +2297,71 @@
           <w:b/>
           <w:bCs/>
         </w:rPr>
-        <w:t xml:space="preserve">OSS Apache 2.0</w:t>
-      </w:r>
-      <w:r>
-        <w:t xml:space="preserve">. La décision dépend du contexte d’organisation et n’est pas purement technique.</w:t>
+        <w:t xml:space="preserve">adoption modulaire</w:t>
+      </w:r>
+      <w:r>
+        <w:t xml:space="preserve"> </w:t>
+      </w:r>
+      <w:r>
+        <w:t xml:space="preserve">(un acteur peut adopter Nephos Vocab seul),</w:t>
+      </w:r>
+      <w:r>
+        <w:t xml:space="preserve"> </w:t>
+      </w:r>
+      <w:r>
+        <w:rPr>
+          <w:b/>
+          <w:bCs/>
+        </w:rPr>
+        <w:t xml:space="preserve">évolution indépendante</w:t>
+      </w:r>
+      <w:r>
+        <w:t xml:space="preserve"> </w:t>
+      </w:r>
+      <w:r>
+        <w:t xml:space="preserve">de chaque brique,</w:t>
+      </w:r>
+      <w:r>
+        <w:t xml:space="preserve"> </w:t>
+      </w:r>
+      <w:r>
+        <w:rPr>
+          <w:b/>
+          <w:bCs/>
+        </w:rPr>
+        <w:t xml:space="preserve">owners clairs</w:t>
+      </w:r>
+      <w:r>
+        <w:t xml:space="preserve"> </w:t>
+      </w:r>
+      <w:r>
+        <w:t xml:space="preserve">(un nom = une équipe = une responsabilité),</w:t>
+      </w:r>
+      <w:r>
+        <w:t xml:space="preserve"> </w:t>
+      </w:r>
+      <w:r>
+        <w:rPr>
+          <w:b/>
+          <w:bCs/>
+        </w:rPr>
+        <w:t xml:space="preserve">substitution technique</w:t>
+      </w:r>
+      <w:r>
+        <w:t xml:space="preserve"> </w:t>
+      </w:r>
+      <w:r>
+        <w:t xml:space="preserve">sans renommage (remplacer Dagster par Kestra reste cohérent — Nephos Workflow garde son nom).</w:t>
+      </w:r>
+    </w:p>
+    <w:bookmarkEnd w:id="26"/>
+    <w:bookmarkStart w:id="27" w:name="stack-par-brique"/>
+    <w:p>
+      <w:pPr>
+        <w:pStyle w:val="Heading2"/>
+      </w:pPr>
+      <w:r>
+        <w:t xml:space="preserve">4.1 — Stack par brique</w:t>
       </w:r>
     </w:p>
     <w:tbl>
@@ -2696,6 +2389,922 @@
               <w:jc w:val="left"/>
             </w:pPr>
             <w:r>
+              <w:t xml:space="preserve">Couche fonctionnelle</w:t>
+            </w:r>
+          </w:p>
+        </w:tc>
+        <w:tc>
+          <w:tcPr/>
+          <w:p>
+            <w:pPr>
+              <w:pStyle w:val="Compact"/>
+              <w:jc w:val="left"/>
+            </w:pPr>
+            <w:r>
+              <w:t xml:space="preserve">Composant retenu</w:t>
+            </w:r>
+          </w:p>
+        </w:tc>
+        <w:tc>
+          <w:tcPr/>
+          <w:p>
+            <w:pPr>
+              <w:pStyle w:val="Compact"/>
+              <w:jc w:val="left"/>
+            </w:pPr>
+            <w:r>
+              <w:t xml:space="preserve">Justification</w:t>
+            </w:r>
+          </w:p>
+        </w:tc>
+      </w:tr>
+      <w:tr>
+        <w:tc>
+          <w:tcPr/>
+          <w:p>
+            <w:pPr>
+              <w:pStyle w:val="Compact"/>
+              <w:jc w:val="left"/>
+            </w:pPr>
+            <w:r>
+              <w:t xml:space="preserve">Object store</w:t>
+            </w:r>
+          </w:p>
+        </w:tc>
+        <w:tc>
+          <w:tcPr/>
+          <w:p>
+            <w:pPr>
+              <w:pStyle w:val="Compact"/>
+              <w:jc w:val="left"/>
+            </w:pPr>
+            <w:r>
+              <w:rPr>
+                <w:b/>
+                <w:bCs/>
+              </w:rPr>
+              <w:t xml:space="preserve">MinIO</w:t>
+            </w:r>
+            <w:r>
+              <w:t xml:space="preserve"> </w:t>
+            </w:r>
+            <w:r>
+              <w:t xml:space="preserve">(POC) →</w:t>
+            </w:r>
+            <w:r>
+              <w:t xml:space="preserve"> </w:t>
+            </w:r>
+            <w:r>
+              <w:rPr>
+                <w:b/>
+                <w:bCs/>
+              </w:rPr>
+              <w:t xml:space="preserve">Ceph / S3</w:t>
+            </w:r>
+            <w:r>
+              <w:t xml:space="preserve"> </w:t>
+            </w:r>
+            <w:r>
+              <w:t xml:space="preserve">(prod)</w:t>
+            </w:r>
+          </w:p>
+        </w:tc>
+        <w:tc>
+          <w:tcPr/>
+          <w:p>
+            <w:pPr>
+              <w:pStyle w:val="Compact"/>
+              <w:jc w:val="left"/>
+            </w:pPr>
+            <w:r>
+              <w:t xml:space="preserve">Standard S3, déployable seul</w:t>
+            </w:r>
+          </w:p>
+        </w:tc>
+      </w:tr>
+      <w:tr>
+        <w:tc>
+          <w:tcPr/>
+          <w:p>
+            <w:pPr>
+              <w:pStyle w:val="Compact"/>
+              <w:jc w:val="left"/>
+            </w:pPr>
+            <w:r>
+              <w:t xml:space="preserve">Format gridded</w:t>
+            </w:r>
+          </w:p>
+        </w:tc>
+        <w:tc>
+          <w:tcPr/>
+          <w:p>
+            <w:pPr>
+              <w:pStyle w:val="Compact"/>
+              <w:jc w:val="left"/>
+            </w:pPr>
+            <w:r>
+              <w:rPr>
+                <w:b/>
+                <w:bCs/>
+              </w:rPr>
+              <w:t xml:space="preserve">Zarr v3</w:t>
+            </w:r>
+          </w:p>
+        </w:tc>
+        <w:tc>
+          <w:tcPr/>
+          <w:p>
+            <w:pPr>
+              <w:pStyle w:val="Compact"/>
+              <w:jc w:val="left"/>
+            </w:pPr>
+            <w:r>
+              <w:t xml:space="preserve">Standard scientifique Pangeo, adopté par ECMWF</w:t>
+            </w:r>
+          </w:p>
+        </w:tc>
+      </w:tr>
+      <w:tr>
+        <w:tc>
+          <w:tcPr/>
+          <w:p>
+            <w:pPr>
+              <w:pStyle w:val="Compact"/>
+              <w:jc w:val="left"/>
+            </w:pPr>
+            <w:r>
+              <w:t xml:space="preserve">Format tabulaire</w:t>
+            </w:r>
+          </w:p>
+        </w:tc>
+        <w:tc>
+          <w:tcPr/>
+          <w:p>
+            <w:pPr>
+              <w:pStyle w:val="Compact"/>
+              <w:jc w:val="left"/>
+            </w:pPr>
+            <w:r>
+              <w:rPr>
+                <w:b/>
+                <w:bCs/>
+              </w:rPr>
+              <w:t xml:space="preserve">Parquet</w:t>
+            </w:r>
+          </w:p>
+        </w:tc>
+        <w:tc>
+          <w:tcPr/>
+          <w:p>
+            <w:pPr>
+              <w:pStyle w:val="Compact"/>
+              <w:jc w:val="left"/>
+            </w:pPr>
+            <w:r>
+              <w:t xml:space="preserve">Standard analytique de facto</w:t>
+            </w:r>
+          </w:p>
+        </w:tc>
+      </w:tr>
+      <w:tr>
+        <w:tc>
+          <w:tcPr/>
+          <w:p>
+            <w:pPr>
+              <w:pStyle w:val="Compact"/>
+              <w:jc w:val="left"/>
+            </w:pPr>
+            <w:r>
+              <w:t xml:space="preserve">Catalogue technique</w:t>
+            </w:r>
+          </w:p>
+        </w:tc>
+        <w:tc>
+          <w:tcPr/>
+          <w:p>
+            <w:pPr>
+              <w:pStyle w:val="Compact"/>
+              <w:jc w:val="left"/>
+            </w:pPr>
+            <w:r>
+              <w:rPr>
+                <w:b/>
+                <w:bCs/>
+              </w:rPr>
+              <w:t xml:space="preserve">Apache Iceberg + Lakekeeper</w:t>
+            </w:r>
+          </w:p>
+        </w:tc>
+        <w:tc>
+          <w:tcPr/>
+          <w:p>
+            <w:pPr>
+              <w:pStyle w:val="Compact"/>
+              <w:jc w:val="left"/>
+            </w:pPr>
+            <w:r>
+              <w:t xml:space="preserve">Snapshots, time-travel, schema evolution, REST OSS</w:t>
+            </w:r>
+          </w:p>
+        </w:tc>
+      </w:tr>
+      <w:tr>
+        <w:tc>
+          <w:tcPr/>
+          <w:p>
+            <w:pPr>
+              <w:pStyle w:val="Compact"/>
+              <w:jc w:val="left"/>
+            </w:pPr>
+            <w:r>
+              <w:t xml:space="preserve">Glossaire métier</w:t>
+            </w:r>
+          </w:p>
+        </w:tc>
+        <w:tc>
+          <w:tcPr/>
+          <w:p>
+            <w:pPr>
+              <w:pStyle w:val="Compact"/>
+              <w:jc w:val="left"/>
+            </w:pPr>
+            <w:r>
+              <w:rPr>
+                <w:b/>
+                <w:bCs/>
+              </w:rPr>
+              <w:t xml:space="preserve">Référentiel SKOS</w:t>
+            </w:r>
+            <w:r>
+              <w:t xml:space="preserve"> </w:t>
+            </w:r>
+            <w:r>
+              <w:t xml:space="preserve">(CF + QUDT + WMO + ECMWF)</w:t>
+            </w:r>
+          </w:p>
+        </w:tc>
+        <w:tc>
+          <w:tcPr/>
+          <w:p>
+            <w:pPr>
+              <w:pStyle w:val="Compact"/>
+              <w:jc w:val="left"/>
+            </w:pPr>
+            <w:r>
+              <w:t xml:space="preserve">Standards W3C, mappings inter-encodings</w:t>
+            </w:r>
+          </w:p>
+        </w:tc>
+      </w:tr>
+      <w:tr>
+        <w:tc>
+          <w:tcPr/>
+          <w:p>
+            <w:pPr>
+              <w:pStyle w:val="Compact"/>
+              <w:jc w:val="left"/>
+            </w:pPr>
+            <w:r>
+              <w:t xml:space="preserve">Orchestrateur (option principale)</w:t>
+            </w:r>
+          </w:p>
+        </w:tc>
+        <w:tc>
+          <w:tcPr/>
+          <w:p>
+            <w:pPr>
+              <w:pStyle w:val="Compact"/>
+              <w:jc w:val="left"/>
+            </w:pPr>
+            <w:r>
+              <w:rPr>
+                <w:b/>
+                <w:bCs/>
+              </w:rPr>
+              <w:t xml:space="preserve">Dagster</w:t>
+            </w:r>
+          </w:p>
+        </w:tc>
+        <w:tc>
+          <w:tcPr/>
+          <w:p>
+            <w:pPr>
+              <w:pStyle w:val="Compact"/>
+              <w:jc w:val="left"/>
+            </w:pPr>
+            <w:r>
+              <w:t xml:space="preserve">Asset-based, lineage natif, freshness + auto-materialize natifs</w:t>
+            </w:r>
+          </w:p>
+        </w:tc>
+      </w:tr>
+      <w:tr>
+        <w:tc>
+          <w:tcPr/>
+          <w:p>
+            <w:pPr>
+              <w:pStyle w:val="Compact"/>
+              <w:jc w:val="left"/>
+            </w:pPr>
+            <w:r>
+              <w:t xml:space="preserve">Orchestrateur (option souveraine)</w:t>
+            </w:r>
+          </w:p>
+        </w:tc>
+        <w:tc>
+          <w:tcPr/>
+          <w:p>
+            <w:pPr>
+              <w:pStyle w:val="Compact"/>
+              <w:jc w:val="left"/>
+            </w:pPr>
+            <w:r>
+              <w:rPr>
+                <w:b/>
+                <w:bCs/>
+              </w:rPr>
+              <w:t xml:space="preserve">Kestra</w:t>
+            </w:r>
+            <w:r>
+              <w:t xml:space="preserve"> </w:t>
+            </w:r>
+            <w:r>
+              <w:t xml:space="preserve">(FR, Lyon)</w:t>
+            </w:r>
+          </w:p>
+        </w:tc>
+        <w:tc>
+          <w:tcPr/>
+          <w:p>
+            <w:pPr>
+              <w:pStyle w:val="Compact"/>
+              <w:jc w:val="left"/>
+            </w:pPr>
+            <w:r>
+              <w:t xml:space="preserve">YAML déclaratif, multi-langage, UI métier ; coût : recoder freshness + auto-materialize</w:t>
+            </w:r>
+          </w:p>
+        </w:tc>
+      </w:tr>
+      <w:tr>
+        <w:tc>
+          <w:tcPr/>
+          <w:p>
+            <w:pPr>
+              <w:pStyle w:val="Compact"/>
+              <w:jc w:val="left"/>
+            </w:pPr>
+            <w:r>
+              <w:t xml:space="preserve">Transformations SQL</w:t>
+            </w:r>
+          </w:p>
+        </w:tc>
+        <w:tc>
+          <w:tcPr/>
+          <w:p>
+            <w:pPr>
+              <w:pStyle w:val="Compact"/>
+              <w:jc w:val="left"/>
+            </w:pPr>
+            <w:r>
+              <w:rPr>
+                <w:b/>
+                <w:bCs/>
+              </w:rPr>
+              <w:t xml:space="preserve">dbt-core</w:t>
+            </w:r>
+            <w:r>
+              <w:t xml:space="preserve"> </w:t>
+            </w:r>
+            <w:r>
+              <w:t xml:space="preserve">sur DuckDB / Trino</w:t>
+            </w:r>
+          </w:p>
+        </w:tc>
+        <w:tc>
+          <w:tcPr/>
+          <w:p>
+            <w:pPr>
+              <w:pStyle w:val="Compact"/>
+              <w:jc w:val="left"/>
+            </w:pPr>
+            <w:r>
+              <w:t xml:space="preserve">Standard analytique</w:t>
+            </w:r>
+          </w:p>
+        </w:tc>
+      </w:tr>
+      <w:tr>
+        <w:tc>
+          <w:tcPr/>
+          <w:p>
+            <w:pPr>
+              <w:pStyle w:val="Compact"/>
+              <w:jc w:val="left"/>
+            </w:pPr>
+            <w:r>
+              <w:t xml:space="preserve">Compute scientifique</w:t>
+            </w:r>
+          </w:p>
+        </w:tc>
+        <w:tc>
+          <w:tcPr/>
+          <w:p>
+            <w:pPr>
+              <w:pStyle w:val="Compact"/>
+              <w:jc w:val="left"/>
+            </w:pPr>
+            <w:r>
+              <w:rPr>
+                <w:b/>
+                <w:bCs/>
+              </w:rPr>
+              <w:t xml:space="preserve">xarray + Dask + flox</w:t>
+            </w:r>
+          </w:p>
+        </w:tc>
+        <w:tc>
+          <w:tcPr/>
+          <w:p>
+            <w:pPr>
+              <w:pStyle w:val="Compact"/>
+              <w:jc w:val="left"/>
+            </w:pPr>
+            <w:r>
+              <w:t xml:space="preserve">Standard météo</w:t>
+            </w:r>
+          </w:p>
+        </w:tc>
+      </w:tr>
+      <w:tr>
+        <w:tc>
+          <w:tcPr/>
+          <w:p>
+            <w:pPr>
+              <w:pStyle w:val="Compact"/>
+              <w:jc w:val="left"/>
+            </w:pPr>
+            <w:r>
+              <w:t xml:space="preserve">Compute interactif</w:t>
+            </w:r>
+          </w:p>
+        </w:tc>
+        <w:tc>
+          <w:tcPr/>
+          <w:p>
+            <w:pPr>
+              <w:pStyle w:val="Compact"/>
+              <w:jc w:val="left"/>
+            </w:pPr>
+            <w:r>
+              <w:rPr>
+                <w:b/>
+                <w:bCs/>
+              </w:rPr>
+              <w:t xml:space="preserve">DuckDB</w:t>
+            </w:r>
+          </w:p>
+        </w:tc>
+        <w:tc>
+          <w:tcPr/>
+          <w:p>
+            <w:pPr>
+              <w:pStyle w:val="Compact"/>
+              <w:jc w:val="left"/>
+            </w:pPr>
+            <w:r>
+              <w:t xml:space="preserve">Lecture native Iceberg / Parquet / Zarr</w:t>
+            </w:r>
+          </w:p>
+        </w:tc>
+      </w:tr>
+      <w:tr>
+        <w:tc>
+          <w:tcPr/>
+          <w:p>
+            <w:pPr>
+              <w:pStyle w:val="Compact"/>
+              <w:jc w:val="left"/>
+            </w:pPr>
+            <w:r>
+              <w:t xml:space="preserve">Qualité</w:t>
+            </w:r>
+          </w:p>
+        </w:tc>
+        <w:tc>
+          <w:tcPr/>
+          <w:p>
+            <w:pPr>
+              <w:pStyle w:val="Compact"/>
+              <w:jc w:val="left"/>
+            </w:pPr>
+            <w:r>
+              <w:rPr>
+                <w:b/>
+                <w:bCs/>
+              </w:rPr>
+              <w:t xml:space="preserve">Soda Core / Great Expectations</w:t>
+            </w:r>
+          </w:p>
+        </w:tc>
+        <w:tc>
+          <w:tcPr/>
+          <w:p>
+            <w:pPr>
+              <w:pStyle w:val="Compact"/>
+              <w:jc w:val="left"/>
+            </w:pPr>
+            <w:r>
+              <w:t xml:space="preserve">OSS, intégrable CI</w:t>
+            </w:r>
+          </w:p>
+        </w:tc>
+      </w:tr>
+      <w:tr>
+        <w:tc>
+          <w:tcPr/>
+          <w:p>
+            <w:pPr>
+              <w:pStyle w:val="Compact"/>
+              <w:jc w:val="left"/>
+            </w:pPr>
+            <w:r>
+              <w:t xml:space="preserve">Lineage / observability</w:t>
+            </w:r>
+          </w:p>
+        </w:tc>
+        <w:tc>
+          <w:tcPr/>
+          <w:p>
+            <w:pPr>
+              <w:pStyle w:val="Compact"/>
+              <w:jc w:val="left"/>
+            </w:pPr>
+            <w:r>
+              <w:rPr>
+                <w:b/>
+                <w:bCs/>
+              </w:rPr>
+              <w:t xml:space="preserve">OpenMetadata</w:t>
+            </w:r>
+            <w:r>
+              <w:t xml:space="preserve"> </w:t>
+            </w:r>
+            <w:r>
+              <w:t xml:space="preserve">ou</w:t>
+            </w:r>
+            <w:r>
+              <w:t xml:space="preserve"> </w:t>
+            </w:r>
+            <w:r>
+              <w:rPr>
+                <w:b/>
+                <w:bCs/>
+              </w:rPr>
+              <w:t xml:space="preserve">DataHub</w:t>
+            </w:r>
+          </w:p>
+        </w:tc>
+        <w:tc>
+          <w:tcPr/>
+          <w:p>
+            <w:pPr>
+              <w:pStyle w:val="Compact"/>
+              <w:jc w:val="left"/>
+            </w:pPr>
+            <w:r>
+              <w:t xml:space="preserve">Ingest catalog Iceberg + glossaire</w:t>
+            </w:r>
+          </w:p>
+        </w:tc>
+      </w:tr>
+      <w:tr>
+        <w:tc>
+          <w:tcPr/>
+          <w:p>
+            <w:pPr>
+              <w:pStyle w:val="Compact"/>
+              <w:jc w:val="left"/>
+            </w:pPr>
+            <w:r>
+              <w:t xml:space="preserve">Cartographie</w:t>
+            </w:r>
+          </w:p>
+        </w:tc>
+        <w:tc>
+          <w:tcPr/>
+          <w:p>
+            <w:pPr>
+              <w:pStyle w:val="Compact"/>
+              <w:jc w:val="left"/>
+            </w:pPr>
+            <w:r>
+              <w:rPr>
+                <w:b/>
+                <w:bCs/>
+              </w:rPr>
+              <w:t xml:space="preserve">Martin</w:t>
+            </w:r>
+            <w:r>
+              <w:t xml:space="preserve"> </w:t>
+            </w:r>
+            <w:r>
+              <w:t xml:space="preserve">(vector tiles) +</w:t>
+            </w:r>
+            <w:r>
+              <w:t xml:space="preserve"> </w:t>
+            </w:r>
+            <w:r>
+              <w:rPr>
+                <w:b/>
+                <w:bCs/>
+              </w:rPr>
+              <w:t xml:space="preserve">MapLibre</w:t>
+            </w:r>
+          </w:p>
+        </w:tc>
+        <w:tc>
+          <w:tcPr/>
+          <w:p>
+            <w:pPr>
+              <w:pStyle w:val="Compact"/>
+              <w:jc w:val="left"/>
+            </w:pPr>
+            <w:r>
+              <w:t xml:space="preserve">OSS, perf cloud-native</w:t>
+            </w:r>
+          </w:p>
+        </w:tc>
+      </w:tr>
+      <w:tr>
+        <w:tc>
+          <w:tcPr/>
+          <w:p>
+            <w:pPr>
+              <w:pStyle w:val="Compact"/>
+              <w:jc w:val="left"/>
+            </w:pPr>
+            <w:r>
+              <w:t xml:space="preserve">Cartes scientifiques</w:t>
+            </w:r>
+          </w:p>
+        </w:tc>
+        <w:tc>
+          <w:tcPr/>
+          <w:p>
+            <w:pPr>
+              <w:pStyle w:val="Compact"/>
+              <w:jc w:val="left"/>
+            </w:pPr>
+            <w:r>
+              <w:rPr>
+                <w:b/>
+                <w:bCs/>
+              </w:rPr>
+              <w:t xml:space="preserve">Cartopy / xarray + datashader</w:t>
+            </w:r>
+          </w:p>
+        </w:tc>
+        <w:tc>
+          <w:tcPr/>
+          <w:p>
+            <w:pPr>
+              <w:pStyle w:val="Compact"/>
+              <w:jc w:val="left"/>
+            </w:pPr>
+            <w:r>
+              <w:t xml:space="preserve">Standard météo</w:t>
+            </w:r>
+          </w:p>
+        </w:tc>
+      </w:tr>
+      <w:tr>
+        <w:tc>
+          <w:tcPr/>
+          <w:p>
+            <w:pPr>
+              <w:pStyle w:val="Compact"/>
+              <w:jc w:val="left"/>
+            </w:pPr>
+            <w:r>
+              <w:t xml:space="preserve">API service</w:t>
+            </w:r>
+          </w:p>
+        </w:tc>
+        <w:tc>
+          <w:tcPr/>
+          <w:p>
+            <w:pPr>
+              <w:pStyle w:val="Compact"/>
+              <w:jc w:val="left"/>
+            </w:pPr>
+            <w:r>
+              <w:rPr>
+                <w:b/>
+                <w:bCs/>
+              </w:rPr>
+              <w:t xml:space="preserve">FastAPI</w:t>
+            </w:r>
+          </w:p>
+        </w:tc>
+        <w:tc>
+          <w:tcPr/>
+          <w:p>
+            <w:pPr>
+              <w:pStyle w:val="Compact"/>
+              <w:jc w:val="left"/>
+            </w:pPr>
+            <w:r>
+              <w:t xml:space="preserve">Standard Python 2026</w:t>
+            </w:r>
+          </w:p>
+        </w:tc>
+      </w:tr>
+      <w:tr>
+        <w:tc>
+          <w:tcPr/>
+          <w:p>
+            <w:pPr>
+              <w:pStyle w:val="Compact"/>
+              <w:jc w:val="left"/>
+            </w:pPr>
+            <w:r>
+              <w:t xml:space="preserve">Démos / saisie</w:t>
+            </w:r>
+          </w:p>
+        </w:tc>
+        <w:tc>
+          <w:tcPr/>
+          <w:p>
+            <w:pPr>
+              <w:pStyle w:val="Compact"/>
+              <w:jc w:val="left"/>
+            </w:pPr>
+            <w:r>
+              <w:rPr>
+                <w:b/>
+                <w:bCs/>
+              </w:rPr>
+              <w:t xml:space="preserve">Streamlit / NiceGUI</w:t>
+            </w:r>
+            <w:r>
+              <w:t xml:space="preserve"> </w:t>
+            </w:r>
+            <w:r>
+              <w:t xml:space="preserve">(POC)</w:t>
+            </w:r>
+          </w:p>
+        </w:tc>
+        <w:tc>
+          <w:tcPr/>
+          <w:p>
+            <w:pPr>
+              <w:pStyle w:val="Compact"/>
+              <w:jc w:val="left"/>
+            </w:pPr>
+            <w:r>
+              <w:t xml:space="preserve">Pas de React custom</w:t>
+            </w:r>
+          </w:p>
+        </w:tc>
+      </w:tr>
+      <w:tr>
+        <w:tc>
+          <w:tcPr/>
+          <w:p>
+            <w:pPr>
+              <w:pStyle w:val="Compact"/>
+              <w:jc w:val="left"/>
+            </w:pPr>
+            <w:r>
+              <w:t xml:space="preserve">Bus d’événement</w:t>
+            </w:r>
+          </w:p>
+        </w:tc>
+        <w:tc>
+          <w:tcPr/>
+          <w:p>
+            <w:pPr>
+              <w:pStyle w:val="Compact"/>
+              <w:jc w:val="left"/>
+            </w:pPr>
+            <w:r>
+              <w:rPr>
+                <w:b/>
+                <w:bCs/>
+              </w:rPr>
+              <w:t xml:space="preserve">Aucun en V1</w:t>
+            </w:r>
+            <w:r>
+              <w:t xml:space="preserve"> </w:t>
+            </w:r>
+            <w:r>
+              <w:t xml:space="preserve">;</w:t>
+            </w:r>
+            <w:r>
+              <w:t xml:space="preserve"> </w:t>
+            </w:r>
+            <w:r>
+              <w:rPr>
+                <w:b/>
+                <w:bCs/>
+              </w:rPr>
+              <w:t xml:space="preserve">NATS</w:t>
+            </w:r>
+            <w:r>
+              <w:t xml:space="preserve"> </w:t>
+            </w:r>
+            <w:r>
+              <w:t xml:space="preserve">ou</w:t>
+            </w:r>
+            <w:r>
+              <w:t xml:space="preserve"> </w:t>
+            </w:r>
+            <w:r>
+              <w:rPr>
+                <w:b/>
+                <w:bCs/>
+              </w:rPr>
+              <w:t xml:space="preserve">Redpanda</w:t>
+            </w:r>
+            <w:r>
+              <w:t xml:space="preserve"> </w:t>
+            </w:r>
+            <w:r>
+              <w:t xml:space="preserve">si volume streaming le justifie en V2</w:t>
+            </w:r>
+          </w:p>
+        </w:tc>
+        <w:tc>
+          <w:tcPr/>
+          <w:p>
+            <w:pPr>
+              <w:pStyle w:val="Compact"/>
+              <w:jc w:val="left"/>
+            </w:pPr>
+            <w:r>
+              <w:t xml:space="preserve">Iceberg snapshots + sensors couvrent 80% du besoin</w:t>
+            </w:r>
+          </w:p>
+        </w:tc>
+      </w:tr>
+    </w:tbl>
+    <w:bookmarkEnd w:id="27"/>
+    <w:bookmarkStart w:id="28" w:name="X29d0d578336c902644936f737afa3111e42f2fa"/>
+    <w:p>
+      <w:pPr>
+        <w:pStyle w:val="Heading2"/>
+      </w:pPr>
+      <w:r>
+        <w:t xml:space="preserve">4.1 — Le choix d’orchestrateur : Dagster ou Kestra ?</w:t>
+      </w:r>
+    </w:p>
+    <w:p>
+      <w:pPr>
+        <w:pStyle w:val="FirstParagraph"/>
+      </w:pPr>
+      <w:r>
+        <w:t xml:space="preserve">Les deux sont des candidats sérieux et</w:t>
+      </w:r>
+      <w:r>
+        <w:t xml:space="preserve"> </w:t>
+      </w:r>
+      <w:r>
+        <w:rPr>
+          <w:b/>
+          <w:bCs/>
+        </w:rPr>
+        <w:t xml:space="preserve">OSS Apache 2.0</w:t>
+      </w:r>
+      <w:r>
+        <w:t xml:space="preserve">. La décision dépend du contexte d’organisation et n’est pas purement technique.</w:t>
+      </w:r>
+    </w:p>
+    <w:tbl>
+      <w:tblPr>
+        <w:tblStyle w:val="Table"/>
+        <w:tblW w:type="pct" w:w="5000"/>
+        <w:jc w:val="left"/>
+        <w:tblLayout w:type="fixed"/>
+        <w:tblLook w:firstRow="1" w:lastRow="0" w:firstColumn="0" w:lastColumn="0" w:noHBand="0" w:noVBand="0" w:val="0020"/>
+      </w:tblPr>
+      <w:tblGrid>
+        <w:gridCol w:w="2640"/>
+        <w:gridCol w:w="2640"/>
+        <w:gridCol w:w="2640"/>
+      </w:tblGrid>
+      <w:tr>
+        <w:trPr>
+          <w:tblHeader w:val="on"/>
+        </w:trPr>
+        <w:tc>
+          <w:tcPr/>
+          <w:p>
+            <w:pPr>
+              <w:pStyle w:val="Compact"/>
+              <w:jc w:val="left"/>
+            </w:pPr>
+            <w:r>
               <w:t xml:space="preserve">Critère</w:t>
             </w:r>
           </w:p>
@@ -3216,8 +3825,8 @@
         <w:t xml:space="preserve">Le choix doit être tranché en arbitrage architectural avec sponsor, pas par préférence technique.</w:t>
       </w:r>
     </w:p>
-    <w:bookmarkEnd w:id="26"/>
-    <w:bookmarkStart w:id="27" w:name="Xdf155da098ac1cfbdd89cbfa3233514b9bda250"/>
+    <w:bookmarkEnd w:id="28"/>
+    <w:bookmarkStart w:id="29" w:name="Xdf155da098ac1cfbdd89cbfa3233514b9bda250"/>
     <w:p>
       <w:pPr>
         <w:pStyle w:val="Heading2"/>
@@ -3298,9 +3907,9 @@
         <w:t xml:space="preserve">Pas de Tableau / Power BI (duplication client, anti single-source).</w:t>
       </w:r>
     </w:p>
-    <w:bookmarkEnd w:id="27"/>
-    <w:bookmarkEnd w:id="28"/>
-    <w:bookmarkStart w:id="33" w:name="principes-de-gouvernance-opérationnelle"/>
+    <w:bookmarkEnd w:id="29"/>
+    <w:bookmarkEnd w:id="30"/>
+    <w:bookmarkStart w:id="35" w:name="principes-de-gouvernance-opérationnelle"/>
     <w:p>
       <w:pPr>
         <w:pStyle w:val="Heading1"/>
@@ -3309,7 +3918,7 @@
         <w:t xml:space="preserve">5. Principes de gouvernance opérationnelle</w:t>
       </w:r>
     </w:p>
-    <w:bookmarkStart w:id="29" w:name="X35021e66ba6f529659b5346d6133b6048a0c0da"/>
+    <w:bookmarkStart w:id="31" w:name="X35021e66ba6f529659b5346d6133b6048a0c0da"/>
     <w:p>
       <w:pPr>
         <w:pStyle w:val="Heading2"/>
@@ -3326,8 +3935,8 @@
         <w:t xml:space="preserve">Aucune table Iceberg ni dataset Zarr n’est exposé sans contract YAML versionné. Le contract est validé en CI : schéma cohérent, concept référentiel existant, règles qualité exécutables, owner identifié, SLA défini.</w:t>
       </w:r>
     </w:p>
-    <w:bookmarkEnd w:id="29"/>
-    <w:bookmarkStart w:id="30" w:name="toute-consommation-est-tracée"/>
+    <w:bookmarkEnd w:id="31"/>
+    <w:bookmarkStart w:id="32" w:name="toute-consommation-est-tracée"/>
     <w:p>
       <w:pPr>
         <w:pStyle w:val="Heading2"/>
@@ -3372,8 +3981,8 @@
         <w:t xml:space="preserve">Audit possible à 30 jours minimum.</w:t>
       </w:r>
     </w:p>
-    <w:bookmarkEnd w:id="30"/>
-    <w:bookmarkStart w:id="31" w:name="toute-ressource-a-un-owner-unique"/>
+    <w:bookmarkEnd w:id="32"/>
+    <w:bookmarkStart w:id="33" w:name="toute-ressource-a-un-owner-unique"/>
     <w:p>
       <w:pPr>
         <w:pStyle w:val="Heading2"/>
@@ -3390,8 +3999,8 @@
         <w:t xml:space="preserve">Personne, équipe ou service identifié, joignable, responsable des incidents qualité. Ownership déclaré dans le contract.</w:t>
       </w:r>
     </w:p>
-    <w:bookmarkEnd w:id="31"/>
-    <w:bookmarkStart w:id="32" w:name="anti-patterns-explicitement-interdits"/>
+    <w:bookmarkEnd w:id="33"/>
+    <w:bookmarkStart w:id="34" w:name="anti-patterns-explicitement-interdits"/>
     <w:p>
       <w:pPr>
         <w:pStyle w:val="Heading2"/>
@@ -3504,9 +4113,9 @@
         <w:t xml:space="preserve">Pousser un blob &gt; 1 Mo dans un bus d’événement.</w:t>
       </w:r>
     </w:p>
-    <w:bookmarkEnd w:id="32"/>
-    <w:bookmarkEnd w:id="33"/>
-    <w:bookmarkStart w:id="34" w:name="roadmap-de-mise-en-œuvre"/>
+    <w:bookmarkEnd w:id="34"/>
+    <w:bookmarkEnd w:id="35"/>
+    <w:bookmarkStart w:id="36" w:name="roadmap-de-mise-en-œuvre"/>
     <w:p>
       <w:pPr>
         <w:pStyle w:val="Heading1"/>
@@ -3833,8 +4442,8 @@
         <w:t xml:space="preserve">sur les datasets clés. Le legacy ne disparaît que dataset par dataset, après migration validée par l’équipe propriétaire.</w:t>
       </w:r>
     </w:p>
-    <w:bookmarkEnd w:id="34"/>
-    <w:bookmarkStart w:id="48" w:name="X72d435c306c3d2c251457188686217b4f12253d"/>
+    <w:bookmarkEnd w:id="36"/>
+    <w:bookmarkStart w:id="50" w:name="X72d435c306c3d2c251457188686217b4f12253d"/>
     <w:p>
       <w:pPr>
         <w:pStyle w:val="Heading1"/>
@@ -3867,7 +4476,7 @@
         <w:t xml:space="preserve">l’architecture, le calendrier ou le sponsor. Elles doivent recevoir une réponse explicite, datée, validée.</w:t>
       </w:r>
     </w:p>
-    <w:bookmarkStart w:id="35" w:name="stratégiques-sponsor"/>
+    <w:bookmarkStart w:id="37" w:name="stratégiques-sponsor"/>
     <w:p>
       <w:pPr>
         <w:pStyle w:val="Heading2"/>
@@ -3964,8 +4573,8 @@
         <w:t xml:space="preserve">Plateforme gratuite (centre de coût), facturation à l’usage (responsabilise les équipes mais alourdit), modèle showback (visibilité sans facturation) ?</w:t>
       </w:r>
     </w:p>
-    <w:bookmarkEnd w:id="35"/>
-    <w:bookmarkStart w:id="36" w:name="architecture-techno"/>
+    <w:bookmarkEnd w:id="37"/>
+    <w:bookmarkStart w:id="38" w:name="architecture-techno"/>
     <w:p>
       <w:pPr>
         <w:pStyle w:val="Heading2"/>
@@ -4106,8 +4715,8 @@
         <w:t xml:space="preserve">— argument souveraineté vs maturité data-aware. À trancher avec sponsor + DSI.</w:t>
       </w:r>
     </w:p>
-    <w:bookmarkEnd w:id="36"/>
-    <w:bookmarkStart w:id="37" w:name="gouvernance-humain"/>
+    <w:bookmarkEnd w:id="38"/>
+    <w:bookmarkStart w:id="39" w:name="gouvernance-humain"/>
     <w:p>
       <w:pPr>
         <w:pStyle w:val="Heading2"/>
@@ -4204,8 +4813,8 @@
         <w:t xml:space="preserve">Modèle RBAC, ABAC, attribut métier ? Qui voit quoi, comment l’auditer, comment masquer une donnée sensible (positionnement militaire, météo aéronautique réglementée) ?</w:t>
       </w:r>
     </w:p>
-    <w:bookmarkEnd w:id="37"/>
-    <w:bookmarkStart w:id="38" w:name="coût-et-faisabilité"/>
+    <w:bookmarkEnd w:id="39"/>
+    <w:bookmarkStart w:id="40" w:name="coût-et-faisabilité"/>
     <w:p>
       <w:pPr>
         <w:pStyle w:val="Heading2"/>
@@ -4280,8 +4889,8 @@
         <w:t xml:space="preserve">Snowflake / Databricks couvrent 60% du besoin techniquement à coût élevé et lock-in. Un build OSS donne 100% du besoin avec 3 ans d’investissement RH. Décision : où placer le curseur ?</w:t>
       </w:r>
     </w:p>
-    <w:bookmarkEnd w:id="38"/>
-    <w:bookmarkStart w:id="39" w:name="différenciation"/>
+    <w:bookmarkEnd w:id="40"/>
+    <w:bookmarkStart w:id="41" w:name="différenciation"/>
     <w:p>
       <w:pPr>
         <w:pStyle w:val="Heading2"/>
@@ -4347,8 +4956,8 @@
         <w:t xml:space="preserve">Une plateforme qui repose sur 2 personnes risque la mort à leur départ. Politique de bus factor, documentation, ouverture éventuelle en open source ?</w:t>
       </w:r>
     </w:p>
-    <w:bookmarkEnd w:id="39"/>
-    <w:bookmarkStart w:id="40" w:name="alerting-annexe-a"/>
+    <w:bookmarkEnd w:id="41"/>
+    <w:bookmarkStart w:id="42" w:name="alerting-annexe-a"/>
     <w:p>
       <w:pPr>
         <w:pStyle w:val="Heading2"/>
@@ -4565,8 +5174,8 @@
         <w:t xml:space="preserve">?</w:t>
       </w:r>
     </w:p>
-    <w:bookmarkEnd w:id="40"/>
-    <w:bookmarkStart w:id="41" w:name="fraîcheur-sla-annexe-b"/>
+    <w:bookmarkEnd w:id="42"/>
+    <w:bookmarkStart w:id="43" w:name="fraîcheur-sla-annexe-b"/>
     <w:p>
       <w:pPr>
         <w:pStyle w:val="Heading2"/>
@@ -4808,8 +5417,8 @@
         <w:t xml:space="preserve">: un dataset qui rate son SLA 3 fois en 24h doit-il déclencher une alerte distincte (« source instable ») au-delà des alertes individuelles ?</w:t>
       </w:r>
     </w:p>
-    <w:bookmarkEnd w:id="41"/>
-    <w:bookmarkStart w:id="42" w:name="complétude-runs-partiels-annexe-c"/>
+    <w:bookmarkEnd w:id="43"/>
+    <w:bookmarkStart w:id="44" w:name="complétude-runs-partiels-annexe-c"/>
     <w:p>
       <w:pPr>
         <w:pStyle w:val="Heading2"/>
@@ -5010,8 +5619,8 @@
         <w:t xml:space="preserve">: taux de complétude par cycle, par source, par champ — qui consulte, à quelle fréquence ?</w:t>
       </w:r>
     </w:p>
-    <w:bookmarkEnd w:id="42"/>
-    <w:bookmarkStart w:id="43" w:name="X1f31f50c17143d420d2db2e9fb874736335bebd"/>
+    <w:bookmarkEnd w:id="44"/>
+    <w:bookmarkStart w:id="45" w:name="X1f31f50c17143d420d2db2e9fb874736335bebd"/>
     <w:p>
       <w:pPr>
         <w:pStyle w:val="Heading2"/>
@@ -5152,8 +5761,8 @@
         <w:t xml:space="preserve">: on archive ou on supprime sachant qu’on peut régénérer ? Politique « expire plutôt qu’archive » à acter.</w:t>
       </w:r>
     </w:p>
-    <w:bookmarkEnd w:id="43"/>
-    <w:bookmarkStart w:id="44" w:name="X082fef29ce3dd986cd1c117a00fafd382016805"/>
+    <w:bookmarkEnd w:id="45"/>
+    <w:bookmarkStart w:id="46" w:name="X082fef29ce3dd986cd1c117a00fafd382016805"/>
     <w:p>
       <w:pPr>
         <w:pStyle w:val="Heading2"/>
@@ -5294,8 +5903,8 @@
         <w:t xml:space="preserve">: quel niveau d’effort de validation accepte-t-on (qualité, complétude) avant de promouvoir ? Garde-fou bloquant ou warning ?</w:t>
       </w:r>
     </w:p>
-    <w:bookmarkEnd w:id="44"/>
-    <w:bookmarkStart w:id="45" w:name="saisie-opérateur-annexe-f"/>
+    <w:bookmarkEnd w:id="46"/>
+    <w:bookmarkStart w:id="47" w:name="saisie-opérateur-annexe-f"/>
     <w:p>
       <w:pPr>
         <w:pStyle w:val="Heading2"/>
@@ -5458,8 +6067,8 @@
         <w:t xml:space="preserve">: SI pompiers, autorités locales, sécurité civile — la plateforme est-elle source ou consommatrice ? Politique d’API et engagement contractuel.</w:t>
       </w:r>
     </w:p>
-    <w:bookmarkEnd w:id="45"/>
-    <w:bookmarkStart w:id="46" w:name="X8d6db6b2144627dbe4f5ec88e322a33d2dbc790"/>
+    <w:bookmarkEnd w:id="47"/>
+    <w:bookmarkStart w:id="48" w:name="X8d6db6b2144627dbe4f5ec88e322a33d2dbc790"/>
     <w:p>
       <w:pPr>
         <w:pStyle w:val="Heading2"/>
@@ -5681,8 +6290,8 @@
         <w:t xml:space="preserve">: 5 ans (réglementaire OACI), 30 ans (climat), perpétuelle ? Politique par type de donnée.</w:t>
       </w:r>
     </w:p>
-    <w:bookmarkEnd w:id="46"/>
-    <w:bookmarkStart w:id="47" w:name="Xc2e6ed1ca37eb06cee1f1c1c9b642c5fff64255"/>
+    <w:bookmarkEnd w:id="48"/>
+    <w:bookmarkStart w:id="49" w:name="Xc2e6ed1ca37eb06cee1f1c1c9b642c5fff64255"/>
     <w:p>
       <w:pPr>
         <w:pStyle w:val="Heading2"/>
@@ -5911,9 +6520,9 @@
         <w:t xml:space="preserve">: résidence périmètre national imposée pour L1+ ? Cloud souverain (S3NS, OVH, Outscale) imposé ou cloud public toléré pour L0 ?</w:t>
       </w:r>
     </w:p>
-    <w:bookmarkEnd w:id="47"/>
-    <w:bookmarkEnd w:id="48"/>
-    <w:bookmarkStart w:id="49" w:name="risques-structurants"/>
+    <w:bookmarkEnd w:id="49"/>
+    <w:bookmarkEnd w:id="50"/>
+    <w:bookmarkStart w:id="51" w:name="risques-structurants"/>
     <w:p>
       <w:pPr>
         <w:pStyle w:val="Heading1"/>
@@ -6390,8 +6999,8 @@
         </w:tc>
       </w:tr>
     </w:tbl>
-    <w:bookmarkEnd w:id="49"/>
-    <w:bookmarkStart w:id="50" w:name="X847280c6806f3fd2c04729d3f2f67ebb290e607"/>
+    <w:bookmarkEnd w:id="51"/>
+    <w:bookmarkStart w:id="52" w:name="X847280c6806f3fd2c04729d3f2f67ebb290e607"/>
     <w:p>
       <w:pPr>
         <w:pStyle w:val="Heading1"/>
@@ -7025,8 +7634,8 @@
         </w:tc>
       </w:tr>
     </w:tbl>
-    <w:bookmarkEnd w:id="50"/>
-    <w:bookmarkStart w:id="51" w:name="prochaine-étape-recommandée"/>
+    <w:bookmarkEnd w:id="52"/>
+    <w:bookmarkStart w:id="53" w:name="prochaine-étape-recommandée"/>
     <w:p>
       <w:pPr>
         <w:pStyle w:val="Heading1"/>
@@ -7127,8 +7736,8 @@
         <w:t xml:space="preserve">suffit à démontrer la chaîne de bout en bout sur 2 sources (GFS + IFS Open) et à constituer un démonstrateur défendable en réunion de direction.</w:t>
       </w:r>
     </w:p>
-    <w:bookmarkEnd w:id="51"/>
-    <w:bookmarkStart w:id="57" w:name="annexe-a-notification-alerting"/>
+    <w:bookmarkEnd w:id="53"/>
+    <w:bookmarkStart w:id="59" w:name="annexe-a-notification-alerting"/>
     <w:p>
       <w:pPr>
         <w:pStyle w:val="Heading1"/>
@@ -7137,7 +7746,7 @@
         <w:t xml:space="preserve">Annexe A — Notification &amp; alerting</w:t>
       </w:r>
     </w:p>
-    <w:bookmarkStart w:id="52" w:name="a.1-positionnement-architectural"/>
+    <w:bookmarkStart w:id="54" w:name="a.1-positionnement-architectural"/>
     <w:p>
       <w:pPr>
         <w:pStyle w:val="Heading2"/>
@@ -7427,8 +8036,8 @@
         </w:tc>
       </w:tr>
     </w:tbl>
-    <w:bookmarkEnd w:id="52"/>
-    <w:bookmarkStart w:id="53" w:name="a.2-modèle-alert-contract"/>
+    <w:bookmarkEnd w:id="54"/>
+    <w:bookmarkStart w:id="55" w:name="a.2-modèle-alert-contract"/>
     <w:p>
       <w:pPr>
         <w:pStyle w:val="Heading2"/>
@@ -8195,8 +8804,8 @@
         <w:t xml:space="preserve">.</w:t>
       </w:r>
     </w:p>
-    <w:bookmarkEnd w:id="53"/>
-    <w:bookmarkStart w:id="54" w:name="X2844543daef0ee2ff4a11bf5e56c9699f53b5c2"/>
+    <w:bookmarkEnd w:id="55"/>
+    <w:bookmarkStart w:id="56" w:name="X2844543daef0ee2ff4a11bf5e56c9699f53b5c2"/>
     <w:p>
       <w:pPr>
         <w:pStyle w:val="Heading2"/>
@@ -8315,8 +8924,8 @@
         <w:t xml:space="preserve">: une règle = un fichier.</w:t>
       </w:r>
     </w:p>
-    <w:bookmarkEnd w:id="54"/>
-    <w:bookmarkStart w:id="55" w:name="a.4-stack-recommandée"/>
+    <w:bookmarkEnd w:id="56"/>
+    <w:bookmarkStart w:id="57" w:name="a.4-stack-recommandée"/>
     <w:p>
       <w:pPr>
         <w:pStyle w:val="Heading2"/>
@@ -9009,8 +9618,8 @@
         <w:t xml:space="preserve">(job orchestrateur cassé, latence Iceberg, espace MinIO plein) vivent dans Grafana / Alertmanager / Prometheus. Architecture parallèle, ne pas mélanger.</w:t>
       </w:r>
     </w:p>
-    <w:bookmarkEnd w:id="55"/>
-    <w:bookmarkStart w:id="56" w:name="a.5-anti-patterns-à-bannir"/>
+    <w:bookmarkEnd w:id="57"/>
+    <w:bookmarkStart w:id="58" w:name="a.5-anti-patterns-à-bannir"/>
     <w:p>
       <w:pPr>
         <w:pStyle w:val="Heading2"/>
@@ -9115,9 +9724,9 @@
         <w:t xml:space="preserve">❌ Acquittement par email sauvage. Acquittement = action API tracée.</w:t>
       </w:r>
     </w:p>
-    <w:bookmarkEnd w:id="56"/>
-    <w:bookmarkEnd w:id="57"/>
-    <w:bookmarkStart w:id="65" w:name="X1322dbe1729994f9159805d9654f7cf00395717"/>
+    <w:bookmarkEnd w:id="58"/>
+    <w:bookmarkEnd w:id="59"/>
+    <w:bookmarkStart w:id="67" w:name="X1322dbe1729994f9159805d9654f7cf00395717"/>
     <w:p>
       <w:pPr>
         <w:pStyle w:val="Heading1"/>
@@ -9126,7 +9735,7 @@
         <w:t xml:space="preserve">Annexe B — SLA de fraîcheur (détection des données attendues non disponibles)</w:t>
       </w:r>
     </w:p>
-    <w:bookmarkStart w:id="58" w:name="b.1-le-problème"/>
+    <w:bookmarkStart w:id="60" w:name="b.1-le-problème"/>
     <w:p>
       <w:pPr>
         <w:pStyle w:val="Heading2"/>
@@ -9226,8 +9835,8 @@
         <w:t xml:space="preserve">— au même titre qu’une donnée qui arrive.</w:t>
       </w:r>
     </w:p>
-    <w:bookmarkEnd w:id="58"/>
-    <w:bookmarkStart w:id="59" w:name="X7674d509900b02157499e3407ec09d593212f95"/>
+    <w:bookmarkEnd w:id="60"/>
+    <w:bookmarkStart w:id="61" w:name="X7674d509900b02157499e3407ec09d593212f95"/>
     <w:p>
       <w:pPr>
         <w:pStyle w:val="Heading2"/>
@@ -9757,8 +10366,8 @@
         <w:t xml:space="preserve"> 99.5% à l'heure mensuel</w:t>
       </w:r>
     </w:p>
-    <w:bookmarkEnd w:id="59"/>
-    <w:bookmarkStart w:id="60" w:name="Xe3cd7b50f4198057e828766092dfa7f3e4a3054"/>
+    <w:bookmarkEnd w:id="61"/>
+    <w:bookmarkStart w:id="62" w:name="Xe3cd7b50f4198057e828766092dfa7f3e4a3054"/>
     <w:p>
       <w:pPr>
         <w:pStyle w:val="Heading2"/>
@@ -9997,8 +10606,8 @@
         </w:tc>
       </w:tr>
     </w:tbl>
-    <w:bookmarkEnd w:id="60"/>
-    <w:bookmarkStart w:id="61" w:name="X68020133e0db72343afe2a0f9c0fdcc787b9aec"/>
+    <w:bookmarkEnd w:id="62"/>
+    <w:bookmarkStart w:id="63" w:name="X68020133e0db72343afe2a0f9c0fdcc787b9aec"/>
     <w:p>
       <w:pPr>
         <w:pStyle w:val="Heading2"/>
@@ -10138,8 +10747,8 @@
         <w:t xml:space="preserve">  - last_event_iceberg_id</w:t>
       </w:r>
     </w:p>
-    <w:bookmarkEnd w:id="61"/>
-    <w:bookmarkStart w:id="62" w:name="b.5-cascade-sla-exemple"/>
+    <w:bookmarkEnd w:id="63"/>
+    <w:bookmarkStart w:id="64" w:name="b.5-cascade-sla-exemple"/>
     <w:p>
       <w:pPr>
         <w:pStyle w:val="Heading2"/>
@@ -10240,8 +10849,8 @@
         <w:t xml:space="preserve">alert.eval.vigilance.vent.12z       expected: 14:30  actual: 14:30  late=0min   degraded_data=true</w:t>
       </w:r>
     </w:p>
-    <w:bookmarkEnd w:id="62"/>
-    <w:bookmarkStart w:id="63" w:name="b.6-métriques-exposées"/>
+    <w:bookmarkEnd w:id="64"/>
+    <w:bookmarkStart w:id="65" w:name="b.6-métriques-exposées"/>
     <w:p>
       <w:pPr>
         <w:pStyle w:val="Heading2"/>
@@ -10419,8 +11028,8 @@
         <w:t xml:space="preserve">.</w:t>
       </w:r>
     </w:p>
-    <w:bookmarkEnd w:id="63"/>
-    <w:bookmarkStart w:id="64" w:name="b.7-anti-patterns-à-bannir"/>
+    <w:bookmarkEnd w:id="65"/>
+    <w:bookmarkStart w:id="66" w:name="b.7-anti-patterns-à-bannir"/>
     <w:p>
       <w:pPr>
         <w:pStyle w:val="Heading2"/>
@@ -10525,9 +11134,9 @@
         <w:t xml:space="preserve">❌ Considérer un dataset « on time » dès qu’il arrive : si la fenêtre SLA est dépassée, il reste « late at arrival ».</w:t>
       </w:r>
     </w:p>
-    <w:bookmarkEnd w:id="64"/>
-    <w:bookmarkEnd w:id="65"/>
-    <w:bookmarkStart w:id="75" w:name="X2f0c55c72e2418695aff527c83d022fb2d2c0e2"/>
+    <w:bookmarkEnd w:id="66"/>
+    <w:bookmarkEnd w:id="67"/>
+    <w:bookmarkStart w:id="77" w:name="X2f0c55c72e2418695aff527c83d022fb2d2c0e2"/>
     <w:p>
       <w:pPr>
         <w:pStyle w:val="Heading1"/>
@@ -10536,7 +11145,7 @@
         <w:t xml:space="preserve">Annexe C — Complétude des runs (données partielles)</w:t>
       </w:r>
     </w:p>
-    <w:bookmarkStart w:id="66" w:name="c.1-le-problème"/>
+    <w:bookmarkStart w:id="68" w:name="c.1-le-problème"/>
     <w:p>
       <w:pPr>
         <w:pStyle w:val="Heading2"/>
@@ -10919,8 +11528,8 @@
         </w:tc>
       </w:tr>
     </w:tbl>
-    <w:bookmarkEnd w:id="66"/>
-    <w:bookmarkStart w:id="67" w:name="Xfc779a8afba3788f0141a9892b33b15d35c4610"/>
+    <w:bookmarkEnd w:id="68"/>
+    <w:bookmarkStart w:id="69" w:name="Xfc779a8afba3788f0141a9892b33b15d35c4610"/>
     <w:p>
       <w:pPr>
         <w:pStyle w:val="Heading2"/>
@@ -11643,8 +12252,8 @@
         </w:tc>
       </w:tr>
     </w:tbl>
-    <w:bookmarkEnd w:id="67"/>
-    <w:bookmarkStart w:id="68" w:name="c.3-lineage-column-level-par-champ"/>
+    <w:bookmarkEnd w:id="69"/>
+    <w:bookmarkStart w:id="70" w:name="c.3-lineage-column-level-par-champ"/>
     <w:p>
       <w:pPr>
         <w:pStyle w:val="Heading2"/>
@@ -12118,8 +12727,8 @@
         <w:t xml:space="preserve">(visualisation et audit).</w:t>
       </w:r>
     </w:p>
-    <w:bookmarkEnd w:id="68"/>
-    <w:bookmarkStart w:id="69" w:name="X8f5aca81c98da6daeef4ce96af16f802a7d7b69"/>
+    <w:bookmarkEnd w:id="70"/>
+    <w:bookmarkStart w:id="71" w:name="X8f5aca81c98da6daeef4ce96af16f802a7d7b69"/>
     <w:p>
       <w:pPr>
         <w:pStyle w:val="Heading2"/>
@@ -12286,8 +12895,8 @@
         <w:t xml:space="preserve">  - last_event_iceberg_id</w:t>
       </w:r>
     </w:p>
-    <w:bookmarkEnd w:id="69"/>
-    <w:bookmarkStart w:id="70" w:name="c.5-stack-technique"/>
+    <w:bookmarkEnd w:id="71"/>
+    <w:bookmarkStart w:id="72" w:name="c.5-stack-technique"/>
     <w:p>
       <w:pPr>
         <w:pStyle w:val="Heading2"/>
@@ -12606,8 +13215,8 @@
         </w:tc>
       </w:tr>
     </w:tbl>
-    <w:bookmarkEnd w:id="70"/>
-    <w:bookmarkStart w:id="71" w:name="c.6-cascade-complétude-exemple"/>
+    <w:bookmarkEnd w:id="72"/>
+    <w:bookmarkStart w:id="73" w:name="c.6-cascade-complétude-exemple"/>
     <w:p>
       <w:pPr>
         <w:pStyle w:val="Heading2"/>
@@ -12763,8 +13372,8 @@
         <w:t xml:space="preserve">.</w:t>
       </w:r>
     </w:p>
-    <w:bookmarkEnd w:id="71"/>
-    <w:bookmarkStart w:id="72" w:name="c.7-anti-patterns-à-bannir"/>
+    <w:bookmarkEnd w:id="73"/>
+    <w:bookmarkStart w:id="74" w:name="c.7-anti-patterns-à-bannir"/>
     <w:p>
       <w:pPr>
         <w:pStyle w:val="Heading2"/>
@@ -12872,8 +13481,8 @@
         <w:t xml:space="preserve">❌ Bloquer en cascade sans nuance : un secondaire qui ne dépend pas du champ manquant doit pouvoir être produit normalement.</w:t>
       </w:r>
     </w:p>
-    <w:bookmarkEnd w:id="72"/>
-    <w:bookmarkStart w:id="73" w:name="c.8-métriques-exposées"/>
+    <w:bookmarkEnd w:id="74"/>
+    <w:bookmarkStart w:id="75" w:name="c.8-métriques-exposées"/>
     <w:p>
       <w:pPr>
         <w:pStyle w:val="Heading2"/>
@@ -13030,8 +13639,8 @@
         <w:t xml:space="preserve">dans les 6h.</w:t>
       </w:r>
     </w:p>
-    <w:bookmarkEnd w:id="73"/>
-    <w:bookmarkStart w:id="74" w:name="c.9-insertion-dans-la-roadmap"/>
+    <w:bookmarkEnd w:id="75"/>
+    <w:bookmarkStart w:id="76" w:name="c.9-insertion-dans-la-roadmap"/>
     <w:p>
       <w:pPr>
         <w:pStyle w:val="Heading2"/>
@@ -13202,9 +13811,9 @@
         </w:tc>
       </w:tr>
     </w:tbl>
-    <w:bookmarkEnd w:id="74"/>
-    <w:bookmarkEnd w:id="75"/>
-    <w:bookmarkStart w:id="82" w:name="Xf0a453a25b5ef50e0234fa3addd18488fed2ef0"/>
+    <w:bookmarkEnd w:id="76"/>
+    <w:bookmarkEnd w:id="77"/>
+    <w:bookmarkStart w:id="84" w:name="Xf0a453a25b5ef50e0234fa3addd18488fed2ef0"/>
     <w:p>
       <w:pPr>
         <w:pStyle w:val="Heading1"/>
@@ -13213,7 +13822,7 @@
         <w:t xml:space="preserve">Annexe D — Cycle de vie de la donnée : hot / warm / cold / frozen</w:t>
       </w:r>
     </w:p>
-    <w:bookmarkStart w:id="76" w:name="d.1-le-problème"/>
+    <w:bookmarkStart w:id="78" w:name="d.1-le-problème"/>
     <w:p>
       <w:pPr>
         <w:pStyle w:val="Heading2"/>
@@ -13256,8 +13865,8 @@
         <w:t xml:space="preserve">, pas le calendrier.</w:t>
       </w:r>
     </w:p>
-    <w:bookmarkEnd w:id="76"/>
-    <w:bookmarkStart w:id="77" w:name="d.2-quatre-tiers-explicites"/>
+    <w:bookmarkEnd w:id="78"/>
+    <w:bookmarkStart w:id="79" w:name="d.2-quatre-tiers-explicites"/>
     <w:p>
       <w:pPr>
         <w:pStyle w:val="Heading2"/>
@@ -13698,8 +14307,8 @@
         <w:t xml:space="preserve">, son URN ne change pas. Seule la latence varie. Un consumer qui demande une donnée frozen reçoit une réponse asynchrone (« en cours de retrieval, ETA 5 min »), pas une erreur.</w:t>
       </w:r>
     </w:p>
-    <w:bookmarkEnd w:id="77"/>
-    <w:bookmarkStart w:id="78" w:name="d.3-pilotage-par-usage-pas-par-âge"/>
+    <w:bookmarkEnd w:id="79"/>
+    <w:bookmarkStart w:id="80" w:name="d.3-pilotage-par-usage-pas-par-âge"/>
     <w:p>
       <w:pPr>
         <w:pStyle w:val="Heading2"/>
@@ -14273,8 +14882,8 @@
         <w:t xml:space="preserve">    # responsabilité publique</w:t>
       </w:r>
     </w:p>
-    <w:bookmarkEnd w:id="78"/>
-    <w:bookmarkStart w:id="79" w:name="X5da8f6d710777c6096479109342ac0cd1719c89"/>
+    <w:bookmarkEnd w:id="80"/>
+    <w:bookmarkStart w:id="81" w:name="X5da8f6d710777c6096479109342ac0cd1719c89"/>
     <w:p>
       <w:pPr>
         <w:pStyle w:val="Heading2"/>
@@ -14423,8 +15032,8 @@
         </w:tc>
       </w:tr>
     </w:tbl>
-    <w:bookmarkEnd w:id="79"/>
-    <w:bookmarkStart w:id="80" w:name="d.5-anti-patterns"/>
+    <w:bookmarkEnd w:id="81"/>
+    <w:bookmarkStart w:id="82" w:name="d.5-anti-patterns"/>
     <w:p>
       <w:pPr>
         <w:pStyle w:val="Heading2"/>
@@ -14505,8 +15114,8 @@
         <w:t xml:space="preserve">❌ Réplication multi-tier (« je copie en hot pour mon notebook ») : viole le single-source.</w:t>
       </w:r>
     </w:p>
-    <w:bookmarkEnd w:id="80"/>
-    <w:bookmarkStart w:id="81" w:name="d.6-stack-technique"/>
+    <w:bookmarkEnd w:id="82"/>
+    <w:bookmarkStart w:id="83" w:name="d.6-stack-technique"/>
     <w:p>
       <w:pPr>
         <w:pStyle w:val="Heading2"/>
@@ -14713,9 +15322,9 @@
         </w:tc>
       </w:tr>
     </w:tbl>
-    <w:bookmarkEnd w:id="81"/>
-    <w:bookmarkEnd w:id="82"/>
-    <w:bookmarkStart w:id="90" w:name="X5ab97c1993c31e88a643fad32647f3cc0957533"/>
+    <w:bookmarkEnd w:id="83"/>
+    <w:bookmarkEnd w:id="84"/>
+    <w:bookmarkStart w:id="92" w:name="X5ab97c1993c31e88a643fad32647f3cc0957533"/>
     <w:p>
       <w:pPr>
         <w:pStyle w:val="Heading1"/>
@@ -14724,7 +15333,7 @@
         <w:t xml:space="preserve">Annexe E — Pré-traitement des données : raw → bronze → primaire</w:t>
       </w:r>
     </w:p>
-    <w:bookmarkStart w:id="83" w:name="e.1-le-problème"/>
+    <w:bookmarkStart w:id="85" w:name="e.1-le-problème"/>
     <w:p>
       <w:pPr>
         <w:pStyle w:val="Heading2"/>
@@ -14938,8 +15547,8 @@
         <w:t xml:space="preserve">est nécessaire — pour les sources externes ET internes.</w:t>
       </w:r>
     </w:p>
-    <w:bookmarkEnd w:id="83"/>
-    <w:bookmarkStart w:id="84" w:name="e.2-trois-zones-frontières-strictes"/>
+    <w:bookmarkEnd w:id="85"/>
+    <w:bookmarkStart w:id="86" w:name="e.2-trois-zones-frontières-strictes"/>
     <w:p>
       <w:pPr>
         <w:pStyle w:val="Heading2"/>
@@ -15193,8 +15802,8 @@
         <w:t xml:space="preserve">└──────────────────────────────────────────────────────────────┘</w:t>
       </w:r>
     </w:p>
-    <w:bookmarkEnd w:id="84"/>
-    <w:bookmarkStart w:id="85" w:name="e.3-pas-de-différence-interne-externe"/>
+    <w:bookmarkEnd w:id="86"/>
+    <w:bookmarkStart w:id="87" w:name="e.3-pas-de-différence-interne-externe"/>
     <w:p>
       <w:pPr>
         <w:pStyle w:val="Heading2"/>
@@ -15399,8 +16008,8 @@
         <w:t xml:space="preserve">(HTTP poll, FTP, NFS partagé, webhook HPC). Tout ce qui suit est uniforme.</w:t>
       </w:r>
     </w:p>
-    <w:bookmarkEnd w:id="85"/>
-    <w:bookmarkStart w:id="86" w:name="Xb7c4c7e6a88c0301534b9c93c88c957f1b9e20e"/>
+    <w:bookmarkEnd w:id="87"/>
+    <w:bookmarkStart w:id="88" w:name="Xb7c4c7e6a88c0301534b9c93c88c957f1b9e20e"/>
     <w:p>
       <w:pPr>
         <w:pStyle w:val="Heading2"/>
@@ -16391,8 +17000,8 @@
         <w:t xml:space="preserve"> equipe-ingestion</w:t>
       </w:r>
     </w:p>
-    <w:bookmarkEnd w:id="86"/>
-    <w:bookmarkStart w:id="87" w:name="Xbccf0566fc6c605a431517331222d5b7add84ee"/>
+    <w:bookmarkEnd w:id="88"/>
+    <w:bookmarkStart w:id="89" w:name="Xbccf0566fc6c605a431517331222d5b7add84ee"/>
     <w:p>
       <w:pPr>
         <w:pStyle w:val="Heading2"/>
@@ -16491,8 +17100,8 @@
         <w:t xml:space="preserve">: la zone raw ne reçoit plus de format legacy interne. Seules les sources externes non-maîtrisées y atterrissent.</w:t>
       </w:r>
     </w:p>
-    <w:bookmarkEnd w:id="87"/>
-    <w:bookmarkStart w:id="88" w:name="e.6-anti-patterns"/>
+    <w:bookmarkEnd w:id="89"/>
+    <w:bookmarkStart w:id="90" w:name="e.6-anti-patterns"/>
     <w:p>
       <w:pPr>
         <w:pStyle w:val="Heading2"/>
@@ -16585,8 +17194,8 @@
         <w:t xml:space="preserve">❌ Différencier le traitement interne / externe (« le HPC c’est interne, on lui fait confiance, pas de validation »). Tout passe par le même pipeline.</w:t>
       </w:r>
     </w:p>
-    <w:bookmarkEnd w:id="88"/>
-    <w:bookmarkStart w:id="89" w:name="e.7-stack-technique"/>
+    <w:bookmarkEnd w:id="90"/>
+    <w:bookmarkStart w:id="91" w:name="e.7-stack-technique"/>
     <w:p>
       <w:pPr>
         <w:pStyle w:val="Heading2"/>
@@ -16986,9 +17595,9 @@
         </w:tc>
       </w:tr>
     </w:tbl>
-    <w:bookmarkEnd w:id="89"/>
-    <w:bookmarkEnd w:id="90"/>
-    <w:bookmarkStart w:id="99" w:name="X7470beef6671e2e4cb930b4960dd607084c5be6"/>
+    <w:bookmarkEnd w:id="91"/>
+    <w:bookmarkEnd w:id="92"/>
+    <w:bookmarkStart w:id="101" w:name="X7470beef6671e2e4cb930b4960dd607084c5be6"/>
     <w:p>
       <w:pPr>
         <w:pStyle w:val="Heading1"/>
@@ -16997,7 +17606,7 @@
         <w:t xml:space="preserve">Annexe F — Saisie opérateur (observations terrain : feux, dégâts, mesures manuelles)</w:t>
       </w:r>
     </w:p>
-    <w:bookmarkStart w:id="91" w:name="f.1-nature-de-la-donnée-saisie"/>
+    <w:bookmarkStart w:id="93" w:name="f.1-nature-de-la-donnée-saisie"/>
     <w:p>
       <w:pPr>
         <w:pStyle w:val="Heading2"/>
@@ -17112,8 +17721,8 @@
         <w:t xml:space="preserve">: machine, capteur, ou humain — peu importe.</w:t>
       </w:r>
     </w:p>
-    <w:bookmarkEnd w:id="91"/>
-    <w:bookmarkStart w:id="92" w:name="X03161d10588605b8d8ed26951d302adbbd41705"/>
+    <w:bookmarkEnd w:id="93"/>
+    <w:bookmarkStart w:id="94" w:name="X03161d10588605b8d8ed26951d302adbbd41705"/>
     <w:p>
       <w:pPr>
         <w:pStyle w:val="Heading2"/>
@@ -17305,8 +17914,8 @@
         <w:t xml:space="preserve">(ou similaire), comme toute observation tabulaire. Pas de Postgres applicatif.</w:t>
       </w:r>
     </w:p>
-    <w:bookmarkEnd w:id="92"/>
-    <w:bookmarkStart w:id="93" w:name="f.3-schéma-type-data-contract"/>
+    <w:bookmarkEnd w:id="94"/>
+    <w:bookmarkStart w:id="95" w:name="f.3-schéma-type-data-contract"/>
     <w:p>
       <w:pPr>
         <w:pStyle w:val="Heading2"/>
@@ -18172,8 +18781,8 @@
         <w:t xml:space="preserve"> equipe-securite-civile</w:t>
       </w:r>
     </w:p>
-    <w:bookmarkEnd w:id="93"/>
-    <w:bookmarkStart w:id="94" w:name="f.4-workflow-de-saisie"/>
+    <w:bookmarkEnd w:id="95"/>
+    <w:bookmarkStart w:id="96" w:name="f.4-workflow-de-saisie"/>
     <w:p>
       <w:pPr>
         <w:pStyle w:val="Heading2"/>
@@ -18405,8 +19014,8 @@
         <w:t xml:space="preserve">en zone à risque → alerte sécurité civile).</w:t>
       </w:r>
     </w:p>
-    <w:bookmarkEnd w:id="94"/>
-    <w:bookmarkStart w:id="95" w:name="f.5-cas-spécifiques"/>
+    <w:bookmarkEnd w:id="96"/>
+    <w:bookmarkStart w:id="97" w:name="f.5-cas-spécifiques"/>
     <w:p>
       <w:pPr>
         <w:pStyle w:val="Heading2"/>
@@ -18697,8 +19306,8 @@
         <w:t xml:space="preserve">- Conflits potentiels résolus par règle déclarative (premier arrivé, ou validation superviseur).</w:t>
       </w:r>
     </w:p>
-    <w:bookmarkEnd w:id="95"/>
-    <w:bookmarkStart w:id="96" w:name="f.6-trois-flux-dentrée-même-destination"/>
+    <w:bookmarkEnd w:id="97"/>
+    <w:bookmarkStart w:id="98" w:name="f.6-trois-flux-dentrée-même-destination"/>
     <w:p>
       <w:pPr>
         <w:pStyle w:val="Heading2"/>
@@ -18998,8 +19607,8 @@
         <w:t xml:space="preserve">normalisation/validation. Tous sont des primaires gouvernés en Iceberg, tous ont un data contract, tous ont un lineage.</w:t>
       </w:r>
     </w:p>
-    <w:bookmarkEnd w:id="96"/>
-    <w:bookmarkStart w:id="97" w:name="f.7-anti-patterns"/>
+    <w:bookmarkEnd w:id="98"/>
+    <w:bookmarkStart w:id="99" w:name="f.7-anti-patterns"/>
     <w:p>
       <w:pPr>
         <w:pStyle w:val="Heading2"/>
@@ -19164,8 +19773,8 @@
         <w:t xml:space="preserve">peut diffuser une fausse alerte.</w:t>
       </w:r>
     </w:p>
-    <w:bookmarkEnd w:id="97"/>
-    <w:bookmarkStart w:id="98" w:name="f.8-stack-technique"/>
+    <w:bookmarkEnd w:id="99"/>
+    <w:bookmarkStart w:id="100" w:name="f.8-stack-technique"/>
     <w:p>
       <w:pPr>
         <w:pStyle w:val="Heading2"/>
@@ -19500,9 +20109,9 @@
         </w:tc>
       </w:tr>
     </w:tbl>
-    <w:bookmarkEnd w:id="98"/>
-    <w:bookmarkEnd w:id="99"/>
-    <w:bookmarkStart w:id="110" w:name="X33a398adb7bfb8ff04db248c110eaea67abfbd0"/>
+    <w:bookmarkEnd w:id="100"/>
+    <w:bookmarkEnd w:id="101"/>
+    <w:bookmarkStart w:id="112" w:name="X33a398adb7bfb8ff04db248c110eaea67abfbd0"/>
     <w:p>
       <w:pPr>
         <w:pStyle w:val="Heading1"/>
@@ -19511,7 +20120,7 @@
         <w:t xml:space="preserve">Annexe G — Modification d’une valeur existante par opérateur</w:t>
       </w:r>
     </w:p>
-    <w:bookmarkStart w:id="100" w:name="g.1-la-règle-non-négociable"/>
+    <w:bookmarkStart w:id="102" w:name="g.1-la-règle-non-négociable"/>
     <w:p>
       <w:pPr>
         <w:pStyle w:val="Heading2"/>
@@ -19644,8 +20253,8 @@
         <w:t xml:space="preserve">: connaître exactement quelles données dépendaient d’une valeur modifiée.</w:t>
       </w:r>
     </w:p>
-    <w:bookmarkEnd w:id="100"/>
-    <w:bookmarkStart w:id="101" w:name="g.2-cinq-types-de-modification-distincts"/>
+    <w:bookmarkEnd w:id="102"/>
+    <w:bookmarkStart w:id="103" w:name="g.2-cinq-types-de-modification-distincts"/>
     <w:p>
       <w:pPr>
         <w:pStyle w:val="Heading2"/>
@@ -20161,8 +20770,8 @@
         <w:t xml:space="preserve">Conséquences légales et scientifiques opposées. Mélangées, elles polluent les études climat et exposent juridiquement.</w:t>
       </w:r>
     </w:p>
-    <w:bookmarkEnd w:id="101"/>
-    <w:bookmarkStart w:id="102" w:name="X15054ba88fe7628861a7c9eea00877d10b2b92b"/>
+    <w:bookmarkEnd w:id="103"/>
+    <w:bookmarkStart w:id="104" w:name="X15054ba88fe7628861a7c9eea00877d10b2b92b"/>
     <w:p>
       <w:pPr>
         <w:pStyle w:val="Heading2"/>
@@ -20445,8 +21054,8 @@
         <w:t xml:space="preserve">.</w:t>
       </w:r>
     </w:p>
-    <w:bookmarkEnd w:id="102"/>
-    <w:bookmarkStart w:id="103" w:name="g.4-workflow-type-pour-une-modification"/>
+    <w:bookmarkEnd w:id="104"/>
+    <w:bookmarkStart w:id="105" w:name="g.4-workflow-type-pour-une-modification"/>
     <w:p>
       <w:pPr>
         <w:pStyle w:val="Heading2"/>
@@ -20721,8 +21330,8 @@
         <w:t xml:space="preserve">consultable à perpétuité.</w:t>
       </w:r>
     </w:p>
-    <w:bookmarkEnd w:id="103"/>
-    <w:bookmarkStart w:id="104" w:name="X68a031bbdce57e47b28f401e9f5c3eeabd9e706"/>
+    <w:bookmarkEnd w:id="105"/>
+    <w:bookmarkStart w:id="106" w:name="X68a031bbdce57e47b28f401e9f5c3eeabd9e706"/>
     <w:p>
       <w:pPr>
         <w:pStyle w:val="Heading2"/>
@@ -20865,8 +21474,8 @@
         <w:t xml:space="preserve">: la primaire est corrigée, les produits restent faux. Anti-pattern fréquent.</w:t>
       </w:r>
     </w:p>
-    <w:bookmarkEnd w:id="104"/>
-    <w:bookmarkStart w:id="105" w:name="g.6-diffusion-publique-dune-correction"/>
+    <w:bookmarkEnd w:id="106"/>
+    <w:bookmarkStart w:id="107" w:name="g.6-diffusion-publique-dune-correction"/>
     <w:p>
       <w:pPr>
         <w:pStyle w:val="Heading2"/>
@@ -21134,8 +21743,8 @@
         <w:t xml:space="preserve">: un consumer qui a reçu la valeur fausse continuera à la diffuser ou à l’utiliser tant qu’on ne lui dit pas qu’elle est corrigée.</w:t>
       </w:r>
     </w:p>
-    <w:bookmarkEnd w:id="105"/>
-    <w:bookmarkStart w:id="106" w:name="X187118c348b5a2ce250c3052d30c8385f0043d0"/>
+    <w:bookmarkEnd w:id="107"/>
+    <w:bookmarkStart w:id="108" w:name="X187118c348b5a2ce250c3052d30c8385f0043d0"/>
     <w:p>
       <w:pPr>
         <w:pStyle w:val="Heading2"/>
@@ -21578,8 +22187,8 @@
         </w:tc>
       </w:tr>
     </w:tbl>
-    <w:bookmarkEnd w:id="106"/>
-    <w:bookmarkStart w:id="107" w:name="g.8-anti-patterns-à-bannir-absolument"/>
+    <w:bookmarkEnd w:id="108"/>
+    <w:bookmarkStart w:id="109" w:name="g.8-anti-patterns-à-bannir-absolument"/>
     <w:p>
       <w:pPr>
         <w:pStyle w:val="Heading2"/>
@@ -21885,8 +22494,8 @@
         <w:t xml:space="preserve">: si l’opérateur ne sait pas si sa modification est une correction ou un override, le code ne peut pas distinguer non plus.</w:t>
       </w:r>
     </w:p>
-    <w:bookmarkEnd w:id="107"/>
-    <w:bookmarkStart w:id="108" w:name="g.9-stack-technique"/>
+    <w:bookmarkEnd w:id="109"/>
+    <w:bookmarkStart w:id="110" w:name="g.9-stack-technique"/>
     <w:p>
       <w:pPr>
         <w:pStyle w:val="Heading2"/>
@@ -22226,8 +22835,8 @@
         </w:tc>
       </w:tr>
     </w:tbl>
-    <w:bookmarkEnd w:id="108"/>
-    <w:bookmarkStart w:id="109" w:name="g.10-insertion-dans-la-roadmap"/>
+    <w:bookmarkEnd w:id="110"/>
+    <w:bookmarkStart w:id="111" w:name="g.10-insertion-dans-la-roadmap"/>
     <w:p>
       <w:pPr>
         <w:pStyle w:val="Heading2"/>
@@ -22398,9 +23007,9 @@
         </w:tc>
       </w:tr>
     </w:tbl>
-    <w:bookmarkEnd w:id="109"/>
-    <w:bookmarkEnd w:id="110"/>
-    <w:bookmarkStart w:id="122" w:name="X14483df48841e09cd94c31a880c150ad42d766c"/>
+    <w:bookmarkEnd w:id="111"/>
+    <w:bookmarkEnd w:id="112"/>
+    <w:bookmarkStart w:id="124" w:name="X14483df48841e09cd94c31a880c150ad42d766c"/>
     <w:p>
       <w:pPr>
         <w:pStyle w:val="Heading1"/>
@@ -22409,7 +23018,7 @@
         <w:t xml:space="preserve">Annexe H — Politiques d’accès et classifications (aviation, marine, militaire, embargos)</w:t>
       </w:r>
     </w:p>
-    <w:bookmarkStart w:id="111" w:name="h.1-le-problème"/>
+    <w:bookmarkStart w:id="113" w:name="h.1-le-problème"/>
     <w:p>
       <w:pPr>
         <w:pStyle w:val="Heading2"/>
@@ -22869,8 +23478,8 @@
         <w:t xml:space="preserve">posé devant la plateforme. L’autorisation appartient à la plateforme elle-même, au niveau du catalogue et du moteur de lecture.</w:t>
       </w:r>
     </w:p>
-    <w:bookmarkEnd w:id="111"/>
-    <w:bookmarkStart w:id="112" w:name="h.2-quatre-niveaux-de-classification"/>
+    <w:bookmarkEnd w:id="113"/>
+    <w:bookmarkStart w:id="114" w:name="h.2-quatre-niveaux-de-classification"/>
     <w:p>
       <w:pPr>
         <w:pStyle w:val="Heading2"/>
@@ -23281,8 +23890,8 @@
         <w:t xml:space="preserve">— partage de code et de modèles, pas de données. Mélanger L3 avec le reste expose à un déclassement de classification de toute la plateforme.</w:t>
       </w:r>
     </w:p>
-    <w:bookmarkEnd w:id="112"/>
-    <w:bookmarkStart w:id="113" w:name="Xdbcb726fde48d3f29dc00ec4f99fb9eafa6a7c8"/>
+    <w:bookmarkEnd w:id="114"/>
+    <w:bookmarkStart w:id="115" w:name="Xdbcb726fde48d3f29dc00ec4f99fb9eafa6a7c8"/>
     <w:p>
       <w:pPr>
         <w:pStyle w:val="Heading2"/>
@@ -23702,8 +24311,8 @@
         <w:t xml:space="preserve">Les règles vivent en Git, versionnées, reviewées comme du code.</w:t>
       </w:r>
     </w:p>
-    <w:bookmarkEnd w:id="113"/>
-    <w:bookmarkStart w:id="114" w:name="h.4-le-contract-daccès"/>
+    <w:bookmarkEnd w:id="115"/>
+    <w:bookmarkStart w:id="116" w:name="h.4-le-contract-daccès"/>
     <w:p>
       <w:pPr>
         <w:pStyle w:val="Heading2"/>
@@ -24287,8 +24896,8 @@
         <w:t xml:space="preserve">au-delà de L0.</w:t>
       </w:r>
     </w:p>
-    <w:bookmarkEnd w:id="114"/>
-    <w:bookmarkStart w:id="115" w:name="h.5-mécanismes-techniques"/>
+    <w:bookmarkEnd w:id="116"/>
+    <w:bookmarkStart w:id="117" w:name="h.5-mécanismes-techniques"/>
     <w:p>
       <w:pPr>
         <w:pStyle w:val="Heading2"/>
@@ -24696,8 +25305,8 @@
         </w:tc>
       </w:tr>
     </w:tbl>
-    <w:bookmarkEnd w:id="115"/>
-    <w:bookmarkStart w:id="116" w:name="X132ce46897b8354547e4b8ac3261bddd98944c2"/>
+    <w:bookmarkEnd w:id="117"/>
+    <w:bookmarkStart w:id="118" w:name="X132ce46897b8354547e4b8ac3261bddd98944c2"/>
     <w:p>
       <w:pPr>
         <w:pStyle w:val="Heading2"/>
@@ -24930,8 +25539,8 @@
         <w:t xml:space="preserve">.</w:t>
       </w:r>
     </w:p>
-    <w:bookmarkEnd w:id="116"/>
-    <w:bookmarkStart w:id="117" w:name="h.7-cas-particuliers"/>
+    <w:bookmarkEnd w:id="118"/>
+    <w:bookmarkStart w:id="119" w:name="h.7-cas-particuliers"/>
     <w:p>
       <w:pPr>
         <w:pStyle w:val="Heading2"/>
@@ -25084,8 +25693,8 @@
         <w:t xml:space="preserve">formel → rôle dédié → accès L1/L2 sur usage déclaré non-commercial. Audit nominatif renforcé. Sandbox isolée (pas de re-publication possible).</w:t>
       </w:r>
     </w:p>
-    <w:bookmarkEnd w:id="117"/>
-    <w:bookmarkStart w:id="118" w:name="h.8-anti-patterns"/>
+    <w:bookmarkEnd w:id="119"/>
+    <w:bookmarkStart w:id="120" w:name="h.8-anti-patterns"/>
     <w:p>
       <w:pPr>
         <w:pStyle w:val="Heading2"/>
@@ -25226,8 +25835,8 @@
         <w:t xml:space="preserve">❌ Fuites par jointures : un consumer L0 qui reconstitue L1 par recoupement. Tester explicitement.</w:t>
       </w:r>
     </w:p>
-    <w:bookmarkEnd w:id="118"/>
-    <w:bookmarkStart w:id="119" w:name="h.9-stack-technique"/>
+    <w:bookmarkEnd w:id="120"/>
+    <w:bookmarkStart w:id="121" w:name="h.9-stack-technique"/>
     <w:p>
       <w:pPr>
         <w:pStyle w:val="Heading2"/>
@@ -25680,8 +26289,8 @@
         </w:tc>
       </w:tr>
     </w:tbl>
-    <w:bookmarkEnd w:id="119"/>
-    <w:bookmarkStart w:id="120" w:name="h.10-métriques-exposées"/>
+    <w:bookmarkEnd w:id="121"/>
+    <w:bookmarkStart w:id="122" w:name="h.10-métriques-exposées"/>
     <w:p>
       <w:pPr>
         <w:pStyle w:val="Heading2"/>
@@ -25813,8 +26422,8 @@
         <w:t xml:space="preserve">.</w:t>
       </w:r>
     </w:p>
-    <w:bookmarkEnd w:id="120"/>
-    <w:bookmarkStart w:id="121" w:name="h.11-insertion-dans-la-roadmap"/>
+    <w:bookmarkEnd w:id="122"/>
+    <w:bookmarkStart w:id="123" w:name="h.11-insertion-dans-la-roadmap"/>
     <w:p>
       <w:pPr>
         <w:pStyle w:val="Heading2"/>
@@ -25985,9 +26594,9 @@
         </w:tc>
       </w:tr>
     </w:tbl>
-    <w:bookmarkEnd w:id="121"/>
-    <w:bookmarkEnd w:id="122"/>
-    <w:bookmarkStart w:id="126" w:name="X0fc8cb2722d3522f74b8a4c2e5075fcff9721fb"/>
+    <w:bookmarkEnd w:id="123"/>
+    <w:bookmarkEnd w:id="124"/>
+    <w:bookmarkStart w:id="128" w:name="X0fc8cb2722d3522f74b8a4c2e5075fcff9721fb"/>
     <w:p>
       <w:pPr>
         <w:pStyle w:val="Heading1"/>
@@ -26004,7 +26613,7 @@
         <w:t xml:space="preserve">Le document couvre quatre familles d’événements gouvernés et trois flux d’entrée, tous unifiés sous le même modèle.</w:t>
       </w:r>
     </w:p>
-    <w:bookmarkStart w:id="123" w:name="familles-dévénements-gouvernés"/>
+    <w:bookmarkStart w:id="125" w:name="familles-dévénements-gouvernés"/>
     <w:p>
       <w:pPr>
         <w:pStyle w:val="Heading2"/>
@@ -26321,8 +26930,8 @@
         </w:tc>
       </w:tr>
     </w:tbl>
-    <w:bookmarkEnd w:id="123"/>
-    <w:bookmarkStart w:id="124" w:name="Xa895a95edac9907cf2556375bde66cc68ff86f7"/>
+    <w:bookmarkEnd w:id="125"/>
+    <w:bookmarkStart w:id="126" w:name="Xa895a95edac9907cf2556375bde66cc68ff86f7"/>
     <w:p>
       <w:pPr>
         <w:pStyle w:val="Heading2"/>
@@ -26596,8 +27205,8 @@
         </w:tc>
       </w:tr>
     </w:tbl>
-    <w:bookmarkEnd w:id="124"/>
-    <w:bookmarkStart w:id="125" w:name="le-modèle-commun"/>
+    <w:bookmarkEnd w:id="126"/>
+    <w:bookmarkStart w:id="127" w:name="le-modèle-commun"/>
     <w:p>
       <w:pPr>
         <w:pStyle w:val="Heading2"/>
@@ -26802,8 +27411,8 @@
         <w:t xml:space="preserve">Document évolutif. Toute critique structurante est attendue avant rédaction des ADR détaillés.</w:t>
       </w:r>
     </w:p>
-    <w:bookmarkEnd w:id="125"/>
-    <w:bookmarkEnd w:id="126"/>
+    <w:bookmarkEnd w:id="127"/>
+    <w:bookmarkEnd w:id="128"/>
     <w:sectPr/>
   </w:body>
 </w:document>
